--- a/business_documents/PECH_WAYBILL.docx
+++ b/business_documents/PECH_WAYBILL.docx
@@ -2,21 +2,108 @@
 <file path=word/document.xml><?xml version="1.0" encoding="utf-8"?>
 <w:document xmlns:w="http://schemas.openxmlformats.org/wordprocessingml/2006/main" xmlns:m="http://schemas.openxmlformats.org/officeDocument/2006/math" xmlns:r="http://schemas.openxmlformats.org/officeDocument/2006/relationships" xmlns:o="urn:schemas-microsoft-com:office:office" xmlns:v="urn:schemas-microsoft-com:vml" xmlns:w10="urn:schemas-microsoft-com:office:word" xmlns:a="http://schemas.openxmlformats.org/drawingml/2006/main" xmlns:pic="http://schemas.openxmlformats.org/drawingml/2006/picture" xmlns:wp="http://schemas.openxmlformats.org/drawingml/2006/wordprocessingDrawing">
   <w:body>
+    <w:p>
+      <w:pPr>
+        <w:pBdr>
+          <w:top w:val="single" w:sz="12" w:space="1" w:color="00BFFF"/>
+          <w:bottom w:val="single" w:sz="36" w:space="0" w:color="F5A623"/>
+        </w:pBdr>
+        <w:spacing w:before="0" w:after="240"/>
+      </w:pPr>
+    </w:p>
+    <w:p>
+      <w:pPr>
+        <w:pBdr>
+          <w:bottom w:val="single" w:sz="6" w:space="1" w:color="00BFFF"/>
+        </w:pBdr>
+        <w:spacing w:before="0" w:after="120"/>
+      </w:pPr>
+    </w:p>
+    <w:p>
+      <w:pPr>
+        <w:jc w:val="center"/>
+        <w:spacing w:before="0" w:after="60"/>
+      </w:pPr>
+      <w:r>
+        <w:rPr>
+          <w:i/>
+          <w:color w:val="E08A00"/>
+          <w:sz w:val="18"/>
+          <w:szCs w:val="18"/>
+        </w:rPr>
+        <w:t>Technology &amp; Infrastructure Enablers for Africa</w:t>
+      </w:r>
+    </w:p>
+    <w:p>
+      <w:pPr>
+        <w:jc w:val="center"/>
+        <w:spacing w:before="200" w:after="40"/>
+      </w:pPr>
+      <w:r>
+        <w:rPr>
+          <w:b/>
+          <w:color w:val="0099CC"/>
+          <w:sz w:val="28"/>
+          <w:szCs w:val="28"/>
+        </w:rPr>
+        <w:t>PECH GROUP HOLDINGS LTD</w:t>
+      </w:r>
+    </w:p>
+    <w:p>
+      <w:pPr>
+        <w:pBdr>
+          <w:top w:val="single" w:sz="36" w:space="0" w:color="F5A623"/>
+          <w:bottom w:val="single" w:sz="12" w:space="1" w:color="00BFFF"/>
+        </w:pBdr>
+        <w:spacing w:after="0"/>
+      </w:pPr>
+    </w:p>
     <w:bookmarkStart w:id="32" w:name="pech-group-holdings-ltd"/>
     <w:p>
       <w:pPr>
         <w:pStyle w:val="Heading1"/>
-      </w:pPr>
-      <w:r>
+        <w:rPr>
+          <w:color w:val="0099CC"/>
+        </w:rPr>
+        <w:pBdr>
+          <w:bottom w:val="single" w:sz="18" w:space="2" w:color="F5A623"/>
+        </w:pBdr>
+      </w:pPr>
+      <w:r>
+        <w:rPr>
+          <w:b/>
+          <w:color w:val="0099CC"/>
+          <w:sz w:val="44"/>
+        </w:rPr>
         <w:t xml:space="preserve">PECH GROUP HOLDINGS LTD</w:t>
       </w:r>
     </w:p>
     <w:bookmarkStart w:id="22" w:name="waybill"/>
     <w:p>
       <w:pPr>
+        <w:pBdr>
+          <w:top w:val="single" w:sz="18" w:space="1" w:color="F5A623"/>
+          <w:bottom w:val="single" w:sz="6" w:space="1" w:color="0099CC"/>
+        </w:pBdr>
+        <w:spacing w:before="200" w:after="200"/>
+      </w:pPr>
+    </w:p>
+    <w:p>
+      <w:pPr>
         <w:pStyle w:val="Heading2"/>
-      </w:pPr>
-      <w:r>
+        <w:rPr>
+          <w:color w:val="0099CC"/>
+        </w:rPr>
+        <w:pBdr>
+          <w:bottom w:val="single" w:sz="6" w:space="2" w:color="00BFFF"/>
+        </w:pBdr>
+      </w:pPr>
+      <w:r>
+        <w:rPr>
+          <w:b/>
+          <w:color w:val="0099CC"/>
+          <w:sz w:val="32"/>
+        </w:rPr>
         <w:t xml:space="preserve">WAYBILL</w:t>
       </w:r>
     </w:p>
@@ -24,8 +111,16 @@
     <w:p>
       <w:pPr>
         <w:pStyle w:val="Heading3"/>
-      </w:pPr>
-      <w:r>
+        <w:rPr>
+          <w:color w:val="E08A00"/>
+        </w:rPr>
+      </w:pPr>
+      <w:r>
+        <w:rPr>
+          <w:b/>
+          <w:color w:val="E08A00"/>
+          <w:sz w:val="26"/>
+        </w:rPr>
         <w:t xml:space="preserve">CONFIDENTIAL</w:t>
       </w:r>
     </w:p>
@@ -83,9 +178,29 @@
     <w:bookmarkStart w:id="23" w:name="waybill-details"/>
     <w:p>
       <w:pPr>
+        <w:pBdr>
+          <w:top w:val="single" w:sz="18" w:space="1" w:color="F5A623"/>
+          <w:bottom w:val="single" w:sz="6" w:space="1" w:color="0099CC"/>
+        </w:pBdr>
+        <w:spacing w:before="200" w:after="200"/>
+      </w:pPr>
+    </w:p>
+    <w:p>
+      <w:pPr>
         <w:pStyle w:val="Heading2"/>
-      </w:pPr>
-      <w:r>
+        <w:rPr>
+          <w:color w:val="0099CC"/>
+        </w:rPr>
+        <w:pBdr>
+          <w:bottom w:val="single" w:sz="6" w:space="2" w:color="00BFFF"/>
+        </w:pBdr>
+      </w:pPr>
+      <w:r>
+        <w:rPr>
+          <w:b/>
+          <w:color w:val="0099CC"/>
+          <w:sz w:val="32"/>
+        </w:rPr>
         <w:t xml:space="preserve">WAYBILL DETAILS</w:t>
       </w:r>
     </w:p>
@@ -95,6 +210,14 @@
         <w:tblW w:type="auto" w:w="0"/>
         <w:tblLook w:firstRow="1" w:lastRow="0" w:firstColumn="0" w:lastColumn="0" w:noHBand="0" w:noVBand="0" w:val="0020"/>
         <w:jc w:val="start"/>
+        <w:tblBorders>
+          <w:top w:val="single" w:sz="4" w:space="0" w:color="B0D4E8"/>
+          <w:left w:val="single" w:sz="4" w:space="0" w:color="B0D4E8"/>
+          <w:bottom w:val="single" w:sz="4" w:space="0" w:color="B0D4E8"/>
+          <w:right w:val="single" w:sz="4" w:space="0" w:color="B0D4E8"/>
+          <w:insideH w:val="single" w:sz="4" w:space="0" w:color="B0D4E8"/>
+          <w:insideV w:val="single" w:sz="4" w:space="0" w:color="B0D4E8"/>
+        </w:tblBorders>
       </w:tblPr>
       <w:tblGrid>
         <w:gridCol w:w="3960"/>
@@ -105,25 +228,39 @@
           <w:tblHeader w:val="true"/>
         </w:trPr>
         <w:tc>
-          <w:tcPr/>
-          <w:p>
-            <w:pPr>
-              <w:pStyle w:val="Compact"/>
-              <w:jc w:val="left"/>
-            </w:pPr>
-            <w:r>
+          <w:tcPr>
+            <w:shd w:fill="0099CC" w:val="clear"/>
+          </w:tcPr>
+          <w:p>
+            <w:pPr>
+              <w:pStyle w:val="Compact"/>
+              <w:jc w:val="left"/>
+            </w:pPr>
+            <w:r>
+              <w:rPr>
+                <w:b/>
+                <w:color w:val="FFFFFF"/>
+                <w:sz w:val="20"/>
+              </w:rPr>
               <w:t xml:space="preserve">Field</w:t>
             </w:r>
           </w:p>
         </w:tc>
         <w:tc>
-          <w:tcPr/>
-          <w:p>
-            <w:pPr>
-              <w:pStyle w:val="Compact"/>
-              <w:jc w:val="left"/>
-            </w:pPr>
-            <w:r>
+          <w:tcPr>
+            <w:shd w:fill="0099CC" w:val="clear"/>
+          </w:tcPr>
+          <w:p>
+            <w:pPr>
+              <w:pStyle w:val="Compact"/>
+              <w:jc w:val="left"/>
+            </w:pPr>
+            <w:r>
+              <w:rPr>
+                <w:b/>
+                <w:color w:val="FFFFFF"/>
+                <w:sz w:val="20"/>
+              </w:rPr>
               <w:t xml:space="preserve">Details</w:t>
             </w:r>
           </w:p>
@@ -131,7 +268,9 @@
       </w:tr>
       <w:tr>
         <w:tc>
-          <w:tcPr/>
+          <w:tcPr>
+            <w:shd w:fill="FFFFFF" w:val="clear"/>
+          </w:tcPr>
           <w:p>
             <w:pPr>
               <w:pStyle w:val="Compact"/>
@@ -141,19 +280,27 @@
               <w:rPr>
                 <w:bCs/>
                 <w:b/>
+                <w:color w:val="1A1A1A"/>
+                <w:sz w:val="19"/>
               </w:rPr>
               <w:t xml:space="preserve">Waybill Number:</w:t>
             </w:r>
           </w:p>
         </w:tc>
         <w:tc>
-          <w:tcPr/>
-          <w:p>
-            <w:pPr>
-              <w:pStyle w:val="Compact"/>
-              <w:jc w:val="left"/>
-            </w:pPr>
-            <w:r>
+          <w:tcPr>
+            <w:shd w:fill="FFFFFF" w:val="clear"/>
+          </w:tcPr>
+          <w:p>
+            <w:pPr>
+              <w:pStyle w:val="Compact"/>
+              <w:jc w:val="left"/>
+            </w:pPr>
+            <w:r>
+              <w:rPr>
+                <w:color w:val="1A1A1A"/>
+                <w:sz w:val="19"/>
+              </w:rPr>
               <w:t xml:space="preserve">WB-________-________</w:t>
             </w:r>
           </w:p>
@@ -161,7 +308,9 @@
       </w:tr>
       <w:tr>
         <w:tc>
-          <w:tcPr/>
+          <w:tcPr>
+            <w:shd w:fill="E8F8FF" w:val="clear"/>
+          </w:tcPr>
           <w:p>
             <w:pPr>
               <w:pStyle w:val="Compact"/>
@@ -171,19 +320,27 @@
               <w:rPr>
                 <w:bCs/>
                 <w:b/>
+                <w:color w:val="1A1A1A"/>
+                <w:sz w:val="19"/>
               </w:rPr>
               <w:t xml:space="preserve">Date:</w:t>
             </w:r>
           </w:p>
         </w:tc>
         <w:tc>
-          <w:tcPr/>
-          <w:p>
-            <w:pPr>
-              <w:pStyle w:val="Compact"/>
-              <w:jc w:val="left"/>
-            </w:pPr>
-            <w:r>
+          <w:tcPr>
+            <w:shd w:fill="E8F8FF" w:val="clear"/>
+          </w:tcPr>
+          <w:p>
+            <w:pPr>
+              <w:pStyle w:val="Compact"/>
+              <w:jc w:val="left"/>
+            </w:pPr>
+            <w:r>
+              <w:rPr>
+                <w:color w:val="1A1A1A"/>
+                <w:sz w:val="19"/>
+              </w:rPr>
               <w:t xml:space="preserve">______ / ______ / __________ (DD/MM/YYYY)</w:t>
             </w:r>
           </w:p>
@@ -191,7 +348,9 @@
       </w:tr>
       <w:tr>
         <w:tc>
-          <w:tcPr/>
+          <w:tcPr>
+            <w:shd w:fill="FFFFFF" w:val="clear"/>
+          </w:tcPr>
           <w:p>
             <w:pPr>
               <w:pStyle w:val="Compact"/>
@@ -201,19 +360,27 @@
               <w:rPr>
                 <w:bCs/>
                 <w:b/>
+                <w:color w:val="1A1A1A"/>
+                <w:sz w:val="19"/>
               </w:rPr>
               <w:t xml:space="preserve">Origin:</w:t>
             </w:r>
           </w:p>
         </w:tc>
         <w:tc>
-          <w:tcPr/>
-          <w:p>
-            <w:pPr>
-              <w:pStyle w:val="Compact"/>
-              <w:jc w:val="left"/>
-            </w:pPr>
-            <w:r>
+          <w:tcPr>
+            <w:shd w:fill="FFFFFF" w:val="clear"/>
+          </w:tcPr>
+          <w:p>
+            <w:pPr>
+              <w:pStyle w:val="Compact"/>
+              <w:jc w:val="left"/>
+            </w:pPr>
+            <w:r>
+              <w:rPr>
+                <w:color w:val="1A1A1A"/>
+                <w:sz w:val="19"/>
+              </w:rPr>
               <w:t xml:space="preserve">__________________________________________</w:t>
             </w:r>
           </w:p>
@@ -221,7 +388,9 @@
       </w:tr>
       <w:tr>
         <w:tc>
-          <w:tcPr/>
+          <w:tcPr>
+            <w:shd w:fill="E8F8FF" w:val="clear"/>
+          </w:tcPr>
           <w:p>
             <w:pPr>
               <w:pStyle w:val="Compact"/>
@@ -231,19 +400,27 @@
               <w:rPr>
                 <w:bCs/>
                 <w:b/>
+                <w:color w:val="1A1A1A"/>
+                <w:sz w:val="19"/>
               </w:rPr>
               <w:t xml:space="preserve">Destination:</w:t>
             </w:r>
           </w:p>
         </w:tc>
         <w:tc>
-          <w:tcPr/>
-          <w:p>
-            <w:pPr>
-              <w:pStyle w:val="Compact"/>
-              <w:jc w:val="left"/>
-            </w:pPr>
-            <w:r>
+          <w:tcPr>
+            <w:shd w:fill="E8F8FF" w:val="clear"/>
+          </w:tcPr>
+          <w:p>
+            <w:pPr>
+              <w:pStyle w:val="Compact"/>
+              <w:jc w:val="left"/>
+            </w:pPr>
+            <w:r>
+              <w:rPr>
+                <w:color w:val="1A1A1A"/>
+                <w:sz w:val="19"/>
+              </w:rPr>
               <w:t xml:space="preserve">__________________________________________</w:t>
             </w:r>
           </w:p>
@@ -261,9 +438,29 @@
     <w:bookmarkStart w:id="24" w:name="consignor-sender-information"/>
     <w:p>
       <w:pPr>
+        <w:pBdr>
+          <w:top w:val="single" w:sz="18" w:space="1" w:color="F5A623"/>
+          <w:bottom w:val="single" w:sz="6" w:space="1" w:color="0099CC"/>
+        </w:pBdr>
+        <w:spacing w:before="200" w:after="200"/>
+      </w:pPr>
+    </w:p>
+    <w:p>
+      <w:pPr>
         <w:pStyle w:val="Heading2"/>
-      </w:pPr>
-      <w:r>
+        <w:rPr>
+          <w:color w:val="0099CC"/>
+        </w:rPr>
+        <w:pBdr>
+          <w:bottom w:val="single" w:sz="6" w:space="2" w:color="00BFFF"/>
+        </w:pBdr>
+      </w:pPr>
+      <w:r>
+        <w:rPr>
+          <w:b/>
+          <w:color w:val="0099CC"/>
+          <w:sz w:val="32"/>
+        </w:rPr>
         <w:t xml:space="preserve">CONSIGNOR (SENDER) INFORMATION</w:t>
       </w:r>
     </w:p>
@@ -273,6 +470,14 @@
         <w:tblW w:type="auto" w:w="0"/>
         <w:tblLook w:firstRow="1" w:lastRow="0" w:firstColumn="0" w:lastColumn="0" w:noHBand="0" w:noVBand="0" w:val="0020"/>
         <w:jc w:val="start"/>
+        <w:tblBorders>
+          <w:top w:val="single" w:sz="4" w:space="0" w:color="B0D4E8"/>
+          <w:left w:val="single" w:sz="4" w:space="0" w:color="B0D4E8"/>
+          <w:bottom w:val="single" w:sz="4" w:space="0" w:color="B0D4E8"/>
+          <w:right w:val="single" w:sz="4" w:space="0" w:color="B0D4E8"/>
+          <w:insideH w:val="single" w:sz="4" w:space="0" w:color="B0D4E8"/>
+          <w:insideV w:val="single" w:sz="4" w:space="0" w:color="B0D4E8"/>
+        </w:tblBorders>
       </w:tblPr>
       <w:tblGrid>
         <w:gridCol w:w="3960"/>
@@ -283,25 +488,39 @@
           <w:tblHeader w:val="true"/>
         </w:trPr>
         <w:tc>
-          <w:tcPr/>
-          <w:p>
-            <w:pPr>
-              <w:pStyle w:val="Compact"/>
-              <w:jc w:val="left"/>
-            </w:pPr>
-            <w:r>
+          <w:tcPr>
+            <w:shd w:fill="0099CC" w:val="clear"/>
+          </w:tcPr>
+          <w:p>
+            <w:pPr>
+              <w:pStyle w:val="Compact"/>
+              <w:jc w:val="left"/>
+            </w:pPr>
+            <w:r>
+              <w:rPr>
+                <w:b/>
+                <w:color w:val="FFFFFF"/>
+                <w:sz w:val="20"/>
+              </w:rPr>
               <w:t xml:space="preserve">Field</w:t>
             </w:r>
           </w:p>
         </w:tc>
         <w:tc>
-          <w:tcPr/>
-          <w:p>
-            <w:pPr>
-              <w:pStyle w:val="Compact"/>
-              <w:jc w:val="left"/>
-            </w:pPr>
-            <w:r>
+          <w:tcPr>
+            <w:shd w:fill="0099CC" w:val="clear"/>
+          </w:tcPr>
+          <w:p>
+            <w:pPr>
+              <w:pStyle w:val="Compact"/>
+              <w:jc w:val="left"/>
+            </w:pPr>
+            <w:r>
+              <w:rPr>
+                <w:b/>
+                <w:color w:val="FFFFFF"/>
+                <w:sz w:val="20"/>
+              </w:rPr>
               <w:t xml:space="preserve">Details</w:t>
             </w:r>
           </w:p>
@@ -309,7 +528,9 @@
       </w:tr>
       <w:tr>
         <w:tc>
-          <w:tcPr/>
+          <w:tcPr>
+            <w:shd w:fill="FFFFFF" w:val="clear"/>
+          </w:tcPr>
           <w:p>
             <w:pPr>
               <w:pStyle w:val="Compact"/>
@@ -319,19 +540,27 @@
               <w:rPr>
                 <w:bCs/>
                 <w:b/>
+                <w:color w:val="1A1A1A"/>
+                <w:sz w:val="19"/>
               </w:rPr>
               <w:t xml:space="preserve">Company/Name:</w:t>
             </w:r>
           </w:p>
         </w:tc>
         <w:tc>
-          <w:tcPr/>
-          <w:p>
-            <w:pPr>
-              <w:pStyle w:val="Compact"/>
-              <w:jc w:val="left"/>
-            </w:pPr>
-            <w:r>
+          <w:tcPr>
+            <w:shd w:fill="FFFFFF" w:val="clear"/>
+          </w:tcPr>
+          <w:p>
+            <w:pPr>
+              <w:pStyle w:val="Compact"/>
+              <w:jc w:val="left"/>
+            </w:pPr>
+            <w:r>
+              <w:rPr>
+                <w:color w:val="1A1A1A"/>
+                <w:sz w:val="19"/>
+              </w:rPr>
               <w:t xml:space="preserve">__________________________________________</w:t>
             </w:r>
           </w:p>
@@ -339,7 +568,9 @@
       </w:tr>
       <w:tr>
         <w:tc>
-          <w:tcPr/>
+          <w:tcPr>
+            <w:shd w:fill="E8F8FF" w:val="clear"/>
+          </w:tcPr>
           <w:p>
             <w:pPr>
               <w:pStyle w:val="Compact"/>
@@ -349,19 +580,27 @@
               <w:rPr>
                 <w:bCs/>
                 <w:b/>
+                <w:color w:val="1A1A1A"/>
+                <w:sz w:val="19"/>
               </w:rPr>
               <w:t xml:space="preserve">Address:</w:t>
             </w:r>
           </w:p>
         </w:tc>
         <w:tc>
-          <w:tcPr/>
-          <w:p>
-            <w:pPr>
-              <w:pStyle w:val="Compact"/>
-              <w:jc w:val="left"/>
-            </w:pPr>
-            <w:r>
+          <w:tcPr>
+            <w:shd w:fill="E8F8FF" w:val="clear"/>
+          </w:tcPr>
+          <w:p>
+            <w:pPr>
+              <w:pStyle w:val="Compact"/>
+              <w:jc w:val="left"/>
+            </w:pPr>
+            <w:r>
+              <w:rPr>
+                <w:color w:val="1A1A1A"/>
+                <w:sz w:val="19"/>
+              </w:rPr>
               <w:t xml:space="preserve">__________________________________________</w:t>
             </w:r>
           </w:p>
@@ -369,7 +608,9 @@
       </w:tr>
       <w:tr>
         <w:tc>
-          <w:tcPr/>
+          <w:tcPr>
+            <w:shd w:fill="FFFFFF" w:val="clear"/>
+          </w:tcPr>
           <w:p>
             <w:pPr>
               <w:pStyle w:val="Compact"/>
@@ -379,19 +620,27 @@
               <w:rPr>
                 <w:bCs/>
                 <w:b/>
+                <w:color w:val="1A1A1A"/>
+                <w:sz w:val="19"/>
               </w:rPr>
               <w:t xml:space="preserve">City / State:</w:t>
             </w:r>
           </w:p>
         </w:tc>
         <w:tc>
-          <w:tcPr/>
-          <w:p>
-            <w:pPr>
-              <w:pStyle w:val="Compact"/>
-              <w:jc w:val="left"/>
-            </w:pPr>
-            <w:r>
+          <w:tcPr>
+            <w:shd w:fill="FFFFFF" w:val="clear"/>
+          </w:tcPr>
+          <w:p>
+            <w:pPr>
+              <w:pStyle w:val="Compact"/>
+              <w:jc w:val="left"/>
+            </w:pPr>
+            <w:r>
+              <w:rPr>
+                <w:color w:val="1A1A1A"/>
+                <w:sz w:val="19"/>
+              </w:rPr>
               <w:t xml:space="preserve">__________________________________________</w:t>
             </w:r>
           </w:p>
@@ -399,7 +648,9 @@
       </w:tr>
       <w:tr>
         <w:tc>
-          <w:tcPr/>
+          <w:tcPr>
+            <w:shd w:fill="E8F8FF" w:val="clear"/>
+          </w:tcPr>
           <w:p>
             <w:pPr>
               <w:pStyle w:val="Compact"/>
@@ -409,19 +660,27 @@
               <w:rPr>
                 <w:bCs/>
                 <w:b/>
+                <w:color w:val="1A1A1A"/>
+                <w:sz w:val="19"/>
               </w:rPr>
               <w:t xml:space="preserve">Contact Person:</w:t>
             </w:r>
           </w:p>
         </w:tc>
         <w:tc>
-          <w:tcPr/>
-          <w:p>
-            <w:pPr>
-              <w:pStyle w:val="Compact"/>
-              <w:jc w:val="left"/>
-            </w:pPr>
-            <w:r>
+          <w:tcPr>
+            <w:shd w:fill="E8F8FF" w:val="clear"/>
+          </w:tcPr>
+          <w:p>
+            <w:pPr>
+              <w:pStyle w:val="Compact"/>
+              <w:jc w:val="left"/>
+            </w:pPr>
+            <w:r>
+              <w:rPr>
+                <w:color w:val="1A1A1A"/>
+                <w:sz w:val="19"/>
+              </w:rPr>
               <w:t xml:space="preserve">__________________________________________</w:t>
             </w:r>
           </w:p>
@@ -429,7 +688,9 @@
       </w:tr>
       <w:tr>
         <w:tc>
-          <w:tcPr/>
+          <w:tcPr>
+            <w:shd w:fill="FFFFFF" w:val="clear"/>
+          </w:tcPr>
           <w:p>
             <w:pPr>
               <w:pStyle w:val="Compact"/>
@@ -439,19 +700,27 @@
               <w:rPr>
                 <w:bCs/>
                 <w:b/>
+                <w:color w:val="1A1A1A"/>
+                <w:sz w:val="19"/>
               </w:rPr>
               <w:t xml:space="preserve">Phone:</w:t>
             </w:r>
           </w:p>
         </w:tc>
         <w:tc>
-          <w:tcPr/>
-          <w:p>
-            <w:pPr>
-              <w:pStyle w:val="Compact"/>
-              <w:jc w:val="left"/>
-            </w:pPr>
-            <w:r>
+          <w:tcPr>
+            <w:shd w:fill="FFFFFF" w:val="clear"/>
+          </w:tcPr>
+          <w:p>
+            <w:pPr>
+              <w:pStyle w:val="Compact"/>
+              <w:jc w:val="left"/>
+            </w:pPr>
+            <w:r>
+              <w:rPr>
+                <w:color w:val="1A1A1A"/>
+                <w:sz w:val="19"/>
+              </w:rPr>
               <w:t xml:space="preserve">__________________________________________</w:t>
             </w:r>
           </w:p>
@@ -459,7 +728,9 @@
       </w:tr>
       <w:tr>
         <w:tc>
-          <w:tcPr/>
+          <w:tcPr>
+            <w:shd w:fill="E8F8FF" w:val="clear"/>
+          </w:tcPr>
           <w:p>
             <w:pPr>
               <w:pStyle w:val="Compact"/>
@@ -469,19 +740,27 @@
               <w:rPr>
                 <w:bCs/>
                 <w:b/>
+                <w:color w:val="1A1A1A"/>
+                <w:sz w:val="19"/>
               </w:rPr>
               <w:t xml:space="preserve">Email:</w:t>
             </w:r>
           </w:p>
         </w:tc>
         <w:tc>
-          <w:tcPr/>
-          <w:p>
-            <w:pPr>
-              <w:pStyle w:val="Compact"/>
-              <w:jc w:val="left"/>
-            </w:pPr>
-            <w:r>
+          <w:tcPr>
+            <w:shd w:fill="E8F8FF" w:val="clear"/>
+          </w:tcPr>
+          <w:p>
+            <w:pPr>
+              <w:pStyle w:val="Compact"/>
+              <w:jc w:val="left"/>
+            </w:pPr>
+            <w:r>
+              <w:rPr>
+                <w:color w:val="1A1A1A"/>
+                <w:sz w:val="19"/>
+              </w:rPr>
               <w:t xml:space="preserve">__________________________________________</w:t>
             </w:r>
           </w:p>
@@ -499,9 +778,29 @@
     <w:bookmarkStart w:id="25" w:name="consignee-receiver-information"/>
     <w:p>
       <w:pPr>
+        <w:pBdr>
+          <w:top w:val="single" w:sz="18" w:space="1" w:color="F5A623"/>
+          <w:bottom w:val="single" w:sz="6" w:space="1" w:color="0099CC"/>
+        </w:pBdr>
+        <w:spacing w:before="200" w:after="200"/>
+      </w:pPr>
+    </w:p>
+    <w:p>
+      <w:pPr>
         <w:pStyle w:val="Heading2"/>
-      </w:pPr>
-      <w:r>
+        <w:rPr>
+          <w:color w:val="0099CC"/>
+        </w:rPr>
+        <w:pBdr>
+          <w:bottom w:val="single" w:sz="6" w:space="2" w:color="00BFFF"/>
+        </w:pBdr>
+      </w:pPr>
+      <w:r>
+        <w:rPr>
+          <w:b/>
+          <w:color w:val="0099CC"/>
+          <w:sz w:val="32"/>
+        </w:rPr>
         <w:t xml:space="preserve">CONSIGNEE (RECEIVER) INFORMATION</w:t>
       </w:r>
     </w:p>
@@ -511,6 +810,14 @@
         <w:tblW w:type="auto" w:w="0"/>
         <w:tblLook w:firstRow="1" w:lastRow="0" w:firstColumn="0" w:lastColumn="0" w:noHBand="0" w:noVBand="0" w:val="0020"/>
         <w:jc w:val="start"/>
+        <w:tblBorders>
+          <w:top w:val="single" w:sz="4" w:space="0" w:color="B0D4E8"/>
+          <w:left w:val="single" w:sz="4" w:space="0" w:color="B0D4E8"/>
+          <w:bottom w:val="single" w:sz="4" w:space="0" w:color="B0D4E8"/>
+          <w:right w:val="single" w:sz="4" w:space="0" w:color="B0D4E8"/>
+          <w:insideH w:val="single" w:sz="4" w:space="0" w:color="B0D4E8"/>
+          <w:insideV w:val="single" w:sz="4" w:space="0" w:color="B0D4E8"/>
+        </w:tblBorders>
       </w:tblPr>
       <w:tblGrid>
         <w:gridCol w:w="3960"/>
@@ -521,25 +828,39 @@
           <w:tblHeader w:val="true"/>
         </w:trPr>
         <w:tc>
-          <w:tcPr/>
-          <w:p>
-            <w:pPr>
-              <w:pStyle w:val="Compact"/>
-              <w:jc w:val="left"/>
-            </w:pPr>
-            <w:r>
+          <w:tcPr>
+            <w:shd w:fill="0099CC" w:val="clear"/>
+          </w:tcPr>
+          <w:p>
+            <w:pPr>
+              <w:pStyle w:val="Compact"/>
+              <w:jc w:val="left"/>
+            </w:pPr>
+            <w:r>
+              <w:rPr>
+                <w:b/>
+                <w:color w:val="FFFFFF"/>
+                <w:sz w:val="20"/>
+              </w:rPr>
               <w:t xml:space="preserve">Field</w:t>
             </w:r>
           </w:p>
         </w:tc>
         <w:tc>
-          <w:tcPr/>
-          <w:p>
-            <w:pPr>
-              <w:pStyle w:val="Compact"/>
-              <w:jc w:val="left"/>
-            </w:pPr>
-            <w:r>
+          <w:tcPr>
+            <w:shd w:fill="0099CC" w:val="clear"/>
+          </w:tcPr>
+          <w:p>
+            <w:pPr>
+              <w:pStyle w:val="Compact"/>
+              <w:jc w:val="left"/>
+            </w:pPr>
+            <w:r>
+              <w:rPr>
+                <w:b/>
+                <w:color w:val="FFFFFF"/>
+                <w:sz w:val="20"/>
+              </w:rPr>
               <w:t xml:space="preserve">Details</w:t>
             </w:r>
           </w:p>
@@ -547,7 +868,9 @@
       </w:tr>
       <w:tr>
         <w:tc>
-          <w:tcPr/>
+          <w:tcPr>
+            <w:shd w:fill="FFFFFF" w:val="clear"/>
+          </w:tcPr>
           <w:p>
             <w:pPr>
               <w:pStyle w:val="Compact"/>
@@ -557,19 +880,27 @@
               <w:rPr>
                 <w:bCs/>
                 <w:b/>
+                <w:color w:val="1A1A1A"/>
+                <w:sz w:val="19"/>
               </w:rPr>
               <w:t xml:space="preserve">Company/Name:</w:t>
             </w:r>
           </w:p>
         </w:tc>
         <w:tc>
-          <w:tcPr/>
-          <w:p>
-            <w:pPr>
-              <w:pStyle w:val="Compact"/>
-              <w:jc w:val="left"/>
-            </w:pPr>
-            <w:r>
+          <w:tcPr>
+            <w:shd w:fill="FFFFFF" w:val="clear"/>
+          </w:tcPr>
+          <w:p>
+            <w:pPr>
+              <w:pStyle w:val="Compact"/>
+              <w:jc w:val="left"/>
+            </w:pPr>
+            <w:r>
+              <w:rPr>
+                <w:color w:val="1A1A1A"/>
+                <w:sz w:val="19"/>
+              </w:rPr>
               <w:t xml:space="preserve">__________________________________________</w:t>
             </w:r>
           </w:p>
@@ -577,7 +908,9 @@
       </w:tr>
       <w:tr>
         <w:tc>
-          <w:tcPr/>
+          <w:tcPr>
+            <w:shd w:fill="E8F8FF" w:val="clear"/>
+          </w:tcPr>
           <w:p>
             <w:pPr>
               <w:pStyle w:val="Compact"/>
@@ -587,19 +920,27 @@
               <w:rPr>
                 <w:bCs/>
                 <w:b/>
+                <w:color w:val="1A1A1A"/>
+                <w:sz w:val="19"/>
               </w:rPr>
               <w:t xml:space="preserve">Address:</w:t>
             </w:r>
           </w:p>
         </w:tc>
         <w:tc>
-          <w:tcPr/>
-          <w:p>
-            <w:pPr>
-              <w:pStyle w:val="Compact"/>
-              <w:jc w:val="left"/>
-            </w:pPr>
-            <w:r>
+          <w:tcPr>
+            <w:shd w:fill="E8F8FF" w:val="clear"/>
+          </w:tcPr>
+          <w:p>
+            <w:pPr>
+              <w:pStyle w:val="Compact"/>
+              <w:jc w:val="left"/>
+            </w:pPr>
+            <w:r>
+              <w:rPr>
+                <w:color w:val="1A1A1A"/>
+                <w:sz w:val="19"/>
+              </w:rPr>
               <w:t xml:space="preserve">__________________________________________</w:t>
             </w:r>
           </w:p>
@@ -607,7 +948,9 @@
       </w:tr>
       <w:tr>
         <w:tc>
-          <w:tcPr/>
+          <w:tcPr>
+            <w:shd w:fill="FFFFFF" w:val="clear"/>
+          </w:tcPr>
           <w:p>
             <w:pPr>
               <w:pStyle w:val="Compact"/>
@@ -617,19 +960,27 @@
               <w:rPr>
                 <w:bCs/>
                 <w:b/>
+                <w:color w:val="1A1A1A"/>
+                <w:sz w:val="19"/>
               </w:rPr>
               <w:t xml:space="preserve">City / State:</w:t>
             </w:r>
           </w:p>
         </w:tc>
         <w:tc>
-          <w:tcPr/>
-          <w:p>
-            <w:pPr>
-              <w:pStyle w:val="Compact"/>
-              <w:jc w:val="left"/>
-            </w:pPr>
-            <w:r>
+          <w:tcPr>
+            <w:shd w:fill="FFFFFF" w:val="clear"/>
+          </w:tcPr>
+          <w:p>
+            <w:pPr>
+              <w:pStyle w:val="Compact"/>
+              <w:jc w:val="left"/>
+            </w:pPr>
+            <w:r>
+              <w:rPr>
+                <w:color w:val="1A1A1A"/>
+                <w:sz w:val="19"/>
+              </w:rPr>
               <w:t xml:space="preserve">__________________________________________</w:t>
             </w:r>
           </w:p>
@@ -637,7 +988,9 @@
       </w:tr>
       <w:tr>
         <w:tc>
-          <w:tcPr/>
+          <w:tcPr>
+            <w:shd w:fill="E8F8FF" w:val="clear"/>
+          </w:tcPr>
           <w:p>
             <w:pPr>
               <w:pStyle w:val="Compact"/>
@@ -647,19 +1000,27 @@
               <w:rPr>
                 <w:bCs/>
                 <w:b/>
+                <w:color w:val="1A1A1A"/>
+                <w:sz w:val="19"/>
               </w:rPr>
               <w:t xml:space="preserve">Contact Person:</w:t>
             </w:r>
           </w:p>
         </w:tc>
         <w:tc>
-          <w:tcPr/>
-          <w:p>
-            <w:pPr>
-              <w:pStyle w:val="Compact"/>
-              <w:jc w:val="left"/>
-            </w:pPr>
-            <w:r>
+          <w:tcPr>
+            <w:shd w:fill="E8F8FF" w:val="clear"/>
+          </w:tcPr>
+          <w:p>
+            <w:pPr>
+              <w:pStyle w:val="Compact"/>
+              <w:jc w:val="left"/>
+            </w:pPr>
+            <w:r>
+              <w:rPr>
+                <w:color w:val="1A1A1A"/>
+                <w:sz w:val="19"/>
+              </w:rPr>
               <w:t xml:space="preserve">__________________________________________</w:t>
             </w:r>
           </w:p>
@@ -667,7 +1028,9 @@
       </w:tr>
       <w:tr>
         <w:tc>
-          <w:tcPr/>
+          <w:tcPr>
+            <w:shd w:fill="FFFFFF" w:val="clear"/>
+          </w:tcPr>
           <w:p>
             <w:pPr>
               <w:pStyle w:val="Compact"/>
@@ -677,19 +1040,27 @@
               <w:rPr>
                 <w:bCs/>
                 <w:b/>
+                <w:color w:val="1A1A1A"/>
+                <w:sz w:val="19"/>
               </w:rPr>
               <w:t xml:space="preserve">Phone:</w:t>
             </w:r>
           </w:p>
         </w:tc>
         <w:tc>
-          <w:tcPr/>
-          <w:p>
-            <w:pPr>
-              <w:pStyle w:val="Compact"/>
-              <w:jc w:val="left"/>
-            </w:pPr>
-            <w:r>
+          <w:tcPr>
+            <w:shd w:fill="FFFFFF" w:val="clear"/>
+          </w:tcPr>
+          <w:p>
+            <w:pPr>
+              <w:pStyle w:val="Compact"/>
+              <w:jc w:val="left"/>
+            </w:pPr>
+            <w:r>
+              <w:rPr>
+                <w:color w:val="1A1A1A"/>
+                <w:sz w:val="19"/>
+              </w:rPr>
               <w:t xml:space="preserve">__________________________________________</w:t>
             </w:r>
           </w:p>
@@ -697,7 +1068,9 @@
       </w:tr>
       <w:tr>
         <w:tc>
-          <w:tcPr/>
+          <w:tcPr>
+            <w:shd w:fill="E8F8FF" w:val="clear"/>
+          </w:tcPr>
           <w:p>
             <w:pPr>
               <w:pStyle w:val="Compact"/>
@@ -707,19 +1080,27 @@
               <w:rPr>
                 <w:bCs/>
                 <w:b/>
+                <w:color w:val="1A1A1A"/>
+                <w:sz w:val="19"/>
               </w:rPr>
               <w:t xml:space="preserve">Email:</w:t>
             </w:r>
           </w:p>
         </w:tc>
         <w:tc>
-          <w:tcPr/>
-          <w:p>
-            <w:pPr>
-              <w:pStyle w:val="Compact"/>
-              <w:jc w:val="left"/>
-            </w:pPr>
-            <w:r>
+          <w:tcPr>
+            <w:shd w:fill="E8F8FF" w:val="clear"/>
+          </w:tcPr>
+          <w:p>
+            <w:pPr>
+              <w:pStyle w:val="Compact"/>
+              <w:jc w:val="left"/>
+            </w:pPr>
+            <w:r>
+              <w:rPr>
+                <w:color w:val="1A1A1A"/>
+                <w:sz w:val="19"/>
+              </w:rPr>
               <w:t xml:space="preserve">__________________________________________</w:t>
             </w:r>
           </w:p>
@@ -737,9 +1118,29 @@
     <w:bookmarkStart w:id="26" w:name="vehicle-transport-details"/>
     <w:p>
       <w:pPr>
+        <w:pBdr>
+          <w:top w:val="single" w:sz="18" w:space="1" w:color="F5A623"/>
+          <w:bottom w:val="single" w:sz="6" w:space="1" w:color="0099CC"/>
+        </w:pBdr>
+        <w:spacing w:before="200" w:after="200"/>
+      </w:pPr>
+    </w:p>
+    <w:p>
+      <w:pPr>
         <w:pStyle w:val="Heading2"/>
-      </w:pPr>
-      <w:r>
+        <w:rPr>
+          <w:color w:val="0099CC"/>
+        </w:rPr>
+        <w:pBdr>
+          <w:bottom w:val="single" w:sz="6" w:space="2" w:color="00BFFF"/>
+        </w:pBdr>
+      </w:pPr>
+      <w:r>
+        <w:rPr>
+          <w:b/>
+          <w:color w:val="0099CC"/>
+          <w:sz w:val="32"/>
+        </w:rPr>
         <w:t xml:space="preserve">VEHICLE / TRANSPORT DETAILS</w:t>
       </w:r>
     </w:p>
@@ -749,6 +1150,14 @@
         <w:tblW w:type="pct" w:w="5000"/>
         <w:tblLook w:firstRow="1" w:lastRow="0" w:firstColumn="0" w:lastColumn="0" w:noHBand="0" w:noVBand="0" w:val="0020"/>
         <w:jc w:val="start"/>
+        <w:tblBorders>
+          <w:top w:val="single" w:sz="4" w:space="0" w:color="B0D4E8"/>
+          <w:left w:val="single" w:sz="4" w:space="0" w:color="B0D4E8"/>
+          <w:bottom w:val="single" w:sz="4" w:space="0" w:color="B0D4E8"/>
+          <w:right w:val="single" w:sz="4" w:space="0" w:color="B0D4E8"/>
+          <w:insideH w:val="single" w:sz="4" w:space="0" w:color="B0D4E8"/>
+          <w:insideV w:val="single" w:sz="4" w:space="0" w:color="B0D4E8"/>
+        </w:tblBorders>
       </w:tblPr>
       <w:tblGrid>
         <w:gridCol w:w="3960"/>
@@ -759,25 +1168,39 @@
           <w:tblHeader w:val="true"/>
         </w:trPr>
         <w:tc>
-          <w:tcPr/>
-          <w:p>
-            <w:pPr>
-              <w:pStyle w:val="Compact"/>
-              <w:jc w:val="left"/>
-            </w:pPr>
-            <w:r>
+          <w:tcPr>
+            <w:shd w:fill="0099CC" w:val="clear"/>
+          </w:tcPr>
+          <w:p>
+            <w:pPr>
+              <w:pStyle w:val="Compact"/>
+              <w:jc w:val="left"/>
+            </w:pPr>
+            <w:r>
+              <w:rPr>
+                <w:b/>
+                <w:color w:val="FFFFFF"/>
+                <w:sz w:val="20"/>
+              </w:rPr>
               <w:t xml:space="preserve">Field</w:t>
             </w:r>
           </w:p>
         </w:tc>
         <w:tc>
-          <w:tcPr/>
-          <w:p>
-            <w:pPr>
-              <w:pStyle w:val="Compact"/>
-              <w:jc w:val="left"/>
-            </w:pPr>
-            <w:r>
+          <w:tcPr>
+            <w:shd w:fill="0099CC" w:val="clear"/>
+          </w:tcPr>
+          <w:p>
+            <w:pPr>
+              <w:pStyle w:val="Compact"/>
+              <w:jc w:val="left"/>
+            </w:pPr>
+            <w:r>
+              <w:rPr>
+                <w:b/>
+                <w:color w:val="FFFFFF"/>
+                <w:sz w:val="20"/>
+              </w:rPr>
               <w:t xml:space="preserve">Details</w:t>
             </w:r>
           </w:p>
@@ -785,7 +1208,9 @@
       </w:tr>
       <w:tr>
         <w:tc>
-          <w:tcPr/>
+          <w:tcPr>
+            <w:shd w:fill="FFFFFF" w:val="clear"/>
+          </w:tcPr>
           <w:p>
             <w:pPr>
               <w:pStyle w:val="Compact"/>
@@ -795,19 +1220,27 @@
               <w:rPr>
                 <w:bCs/>
                 <w:b/>
+                <w:color w:val="1A1A1A"/>
+                <w:sz w:val="19"/>
               </w:rPr>
               <w:t xml:space="preserve">Vehicle Type:</w:t>
             </w:r>
           </w:p>
         </w:tc>
         <w:tc>
-          <w:tcPr/>
-          <w:p>
-            <w:pPr>
-              <w:pStyle w:val="Compact"/>
-              <w:jc w:val="left"/>
-            </w:pPr>
-            <w:r>
+          <w:tcPr>
+            <w:shd w:fill="FFFFFF" w:val="clear"/>
+          </w:tcPr>
+          <w:p>
+            <w:pPr>
+              <w:pStyle w:val="Compact"/>
+              <w:jc w:val="left"/>
+            </w:pPr>
+            <w:r>
+              <w:rPr>
+                <w:color w:val="1A1A1A"/>
+                <w:sz w:val="19"/>
+              </w:rPr>
               <w:t xml:space="preserve">__________________________________________</w:t>
             </w:r>
           </w:p>
@@ -815,7 +1248,9 @@
       </w:tr>
       <w:tr>
         <w:tc>
-          <w:tcPr/>
+          <w:tcPr>
+            <w:shd w:fill="E8F8FF" w:val="clear"/>
+          </w:tcPr>
           <w:p>
             <w:pPr>
               <w:pStyle w:val="Compact"/>
@@ -825,19 +1260,27 @@
               <w:rPr>
                 <w:bCs/>
                 <w:b/>
+                <w:color w:val="1A1A1A"/>
+                <w:sz w:val="19"/>
               </w:rPr>
               <w:t xml:space="preserve">Vehicle Registration No.:</w:t>
             </w:r>
           </w:p>
         </w:tc>
         <w:tc>
-          <w:tcPr/>
-          <w:p>
-            <w:pPr>
-              <w:pStyle w:val="Compact"/>
-              <w:jc w:val="left"/>
-            </w:pPr>
-            <w:r>
+          <w:tcPr>
+            <w:shd w:fill="E8F8FF" w:val="clear"/>
+          </w:tcPr>
+          <w:p>
+            <w:pPr>
+              <w:pStyle w:val="Compact"/>
+              <w:jc w:val="left"/>
+            </w:pPr>
+            <w:r>
+              <w:rPr>
+                <w:color w:val="1A1A1A"/>
+                <w:sz w:val="19"/>
+              </w:rPr>
               <w:t xml:space="preserve">__________________________________________</w:t>
             </w:r>
           </w:p>
@@ -845,7 +1288,9 @@
       </w:tr>
       <w:tr>
         <w:tc>
-          <w:tcPr/>
+          <w:tcPr>
+            <w:shd w:fill="FFFFFF" w:val="clear"/>
+          </w:tcPr>
           <w:p>
             <w:pPr>
               <w:pStyle w:val="Compact"/>
@@ -855,19 +1300,27 @@
               <w:rPr>
                 <w:bCs/>
                 <w:b/>
+                <w:color w:val="1A1A1A"/>
+                <w:sz w:val="19"/>
               </w:rPr>
               <w:t xml:space="preserve">Driver’s Name:</w:t>
             </w:r>
           </w:p>
         </w:tc>
         <w:tc>
-          <w:tcPr/>
-          <w:p>
-            <w:pPr>
-              <w:pStyle w:val="Compact"/>
-              <w:jc w:val="left"/>
-            </w:pPr>
-            <w:r>
+          <w:tcPr>
+            <w:shd w:fill="FFFFFF" w:val="clear"/>
+          </w:tcPr>
+          <w:p>
+            <w:pPr>
+              <w:pStyle w:val="Compact"/>
+              <w:jc w:val="left"/>
+            </w:pPr>
+            <w:r>
+              <w:rPr>
+                <w:color w:val="1A1A1A"/>
+                <w:sz w:val="19"/>
+              </w:rPr>
               <w:t xml:space="preserve">__________________________________________</w:t>
             </w:r>
           </w:p>
@@ -875,7 +1328,9 @@
       </w:tr>
       <w:tr>
         <w:tc>
-          <w:tcPr/>
+          <w:tcPr>
+            <w:shd w:fill="E8F8FF" w:val="clear"/>
+          </w:tcPr>
           <w:p>
             <w:pPr>
               <w:pStyle w:val="Compact"/>
@@ -885,19 +1340,27 @@
               <w:rPr>
                 <w:bCs/>
                 <w:b/>
+                <w:color w:val="1A1A1A"/>
+                <w:sz w:val="19"/>
               </w:rPr>
               <w:t xml:space="preserve">Driver’s Phone Number:</w:t>
             </w:r>
           </w:p>
         </w:tc>
         <w:tc>
-          <w:tcPr/>
-          <w:p>
-            <w:pPr>
-              <w:pStyle w:val="Compact"/>
-              <w:jc w:val="left"/>
-            </w:pPr>
-            <w:r>
+          <w:tcPr>
+            <w:shd w:fill="E8F8FF" w:val="clear"/>
+          </w:tcPr>
+          <w:p>
+            <w:pPr>
+              <w:pStyle w:val="Compact"/>
+              <w:jc w:val="left"/>
+            </w:pPr>
+            <w:r>
+              <w:rPr>
+                <w:color w:val="1A1A1A"/>
+                <w:sz w:val="19"/>
+              </w:rPr>
               <w:t xml:space="preserve">__________________________________________</w:t>
             </w:r>
           </w:p>
@@ -905,7 +1368,9 @@
       </w:tr>
       <w:tr>
         <w:tc>
-          <w:tcPr/>
+          <w:tcPr>
+            <w:shd w:fill="FFFFFF" w:val="clear"/>
+          </w:tcPr>
           <w:p>
             <w:pPr>
               <w:pStyle w:val="Compact"/>
@@ -915,19 +1380,27 @@
               <w:rPr>
                 <w:bCs/>
                 <w:b/>
+                <w:color w:val="1A1A1A"/>
+                <w:sz w:val="19"/>
               </w:rPr>
               <w:t xml:space="preserve">Driver’s Licence Number:</w:t>
             </w:r>
           </w:p>
         </w:tc>
         <w:tc>
-          <w:tcPr/>
-          <w:p>
-            <w:pPr>
-              <w:pStyle w:val="Compact"/>
-              <w:jc w:val="left"/>
-            </w:pPr>
-            <w:r>
+          <w:tcPr>
+            <w:shd w:fill="FFFFFF" w:val="clear"/>
+          </w:tcPr>
+          <w:p>
+            <w:pPr>
+              <w:pStyle w:val="Compact"/>
+              <w:jc w:val="left"/>
+            </w:pPr>
+            <w:r>
+              <w:rPr>
+                <w:color w:val="1A1A1A"/>
+                <w:sz w:val="19"/>
+              </w:rPr>
               <w:t xml:space="preserve">__________________________________________</w:t>
             </w:r>
           </w:p>
@@ -935,7 +1408,9 @@
       </w:tr>
       <w:tr>
         <w:tc>
-          <w:tcPr/>
+          <w:tcPr>
+            <w:shd w:fill="E8F8FF" w:val="clear"/>
+          </w:tcPr>
           <w:p>
             <w:pPr>
               <w:pStyle w:val="Compact"/>
@@ -945,19 +1420,27 @@
               <w:rPr>
                 <w:bCs/>
                 <w:b/>
+                <w:color w:val="1A1A1A"/>
+                <w:sz w:val="19"/>
               </w:rPr>
               <w:t xml:space="preserve">Transport Company:</w:t>
             </w:r>
           </w:p>
         </w:tc>
         <w:tc>
-          <w:tcPr/>
-          <w:p>
-            <w:pPr>
-              <w:pStyle w:val="Compact"/>
-              <w:jc w:val="left"/>
-            </w:pPr>
-            <w:r>
+          <w:tcPr>
+            <w:shd w:fill="E8F8FF" w:val="clear"/>
+          </w:tcPr>
+          <w:p>
+            <w:pPr>
+              <w:pStyle w:val="Compact"/>
+              <w:jc w:val="left"/>
+            </w:pPr>
+            <w:r>
+              <w:rPr>
+                <w:color w:val="1A1A1A"/>
+                <w:sz w:val="19"/>
+              </w:rPr>
               <w:t xml:space="preserve">__________________________________________</w:t>
             </w:r>
           </w:p>
@@ -965,7 +1448,9 @@
       </w:tr>
       <w:tr>
         <w:tc>
-          <w:tcPr/>
+          <w:tcPr>
+            <w:shd w:fill="FFFFFF" w:val="clear"/>
+          </w:tcPr>
           <w:p>
             <w:pPr>
               <w:pStyle w:val="Compact"/>
@@ -975,19 +1460,27 @@
               <w:rPr>
                 <w:bCs/>
                 <w:b/>
+                <w:color w:val="1A1A1A"/>
+                <w:sz w:val="19"/>
               </w:rPr>
               <w:t xml:space="preserve">Estimated Transit Time:</w:t>
             </w:r>
           </w:p>
         </w:tc>
         <w:tc>
-          <w:tcPr/>
-          <w:p>
-            <w:pPr>
-              <w:pStyle w:val="Compact"/>
-              <w:jc w:val="left"/>
-            </w:pPr>
-            <w:r>
+          <w:tcPr>
+            <w:shd w:fill="FFFFFF" w:val="clear"/>
+          </w:tcPr>
+          <w:p>
+            <w:pPr>
+              <w:pStyle w:val="Compact"/>
+              <w:jc w:val="left"/>
+            </w:pPr>
+            <w:r>
+              <w:rPr>
+                <w:color w:val="1A1A1A"/>
+                <w:sz w:val="19"/>
+              </w:rPr>
               <w:t xml:space="preserve">__________________________________________</w:t>
             </w:r>
           </w:p>
@@ -1005,9 +1498,29 @@
     <w:bookmarkStart w:id="27" w:name="goods-description"/>
     <w:p>
       <w:pPr>
+        <w:pBdr>
+          <w:top w:val="single" w:sz="18" w:space="1" w:color="F5A623"/>
+          <w:bottom w:val="single" w:sz="6" w:space="1" w:color="0099CC"/>
+        </w:pBdr>
+        <w:spacing w:before="200" w:after="200"/>
+      </w:pPr>
+    </w:p>
+    <w:p>
+      <w:pPr>
         <w:pStyle w:val="Heading2"/>
-      </w:pPr>
-      <w:r>
+        <w:rPr>
+          <w:color w:val="0099CC"/>
+        </w:rPr>
+        <w:pBdr>
+          <w:bottom w:val="single" w:sz="6" w:space="2" w:color="00BFFF"/>
+        </w:pBdr>
+      </w:pPr>
+      <w:r>
+        <w:rPr>
+          <w:b/>
+          <w:color w:val="0099CC"/>
+          <w:sz w:val="32"/>
+        </w:rPr>
         <w:t xml:space="preserve">GOODS DESCRIPTION</w:t>
       </w:r>
     </w:p>
@@ -1017,6 +1530,14 @@
         <w:tblW w:type="pct" w:w="5000"/>
         <w:tblLook w:firstRow="1" w:lastRow="0" w:firstColumn="0" w:lastColumn="0" w:noHBand="0" w:noVBand="0" w:val="0020"/>
         <w:jc w:val="start"/>
+        <w:tblBorders>
+          <w:top w:val="single" w:sz="4" w:space="0" w:color="B0D4E8"/>
+          <w:left w:val="single" w:sz="4" w:space="0" w:color="B0D4E8"/>
+          <w:bottom w:val="single" w:sz="4" w:space="0" w:color="B0D4E8"/>
+          <w:right w:val="single" w:sz="4" w:space="0" w:color="B0D4E8"/>
+          <w:insideH w:val="single" w:sz="4" w:space="0" w:color="B0D4E8"/>
+          <w:insideV w:val="single" w:sz="4" w:space="0" w:color="B0D4E8"/>
+        </w:tblBorders>
       </w:tblPr>
       <w:tblGrid>
         <w:gridCol w:w="1320"/>
@@ -1031,73 +1552,115 @@
           <w:tblHeader w:val="true"/>
         </w:trPr>
         <w:tc>
-          <w:tcPr/>
-          <w:p>
-            <w:pPr>
-              <w:pStyle w:val="Compact"/>
-              <w:jc w:val="left"/>
-            </w:pPr>
-            <w:r>
+          <w:tcPr>
+            <w:shd w:fill="0099CC" w:val="clear"/>
+          </w:tcPr>
+          <w:p>
+            <w:pPr>
+              <w:pStyle w:val="Compact"/>
+              <w:jc w:val="left"/>
+            </w:pPr>
+            <w:r>
+              <w:rPr>
+                <w:b/>
+                <w:color w:val="FFFFFF"/>
+                <w:sz w:val="20"/>
+              </w:rPr>
               <w:t xml:space="preserve">Item No.</w:t>
             </w:r>
           </w:p>
         </w:tc>
         <w:tc>
-          <w:tcPr/>
-          <w:p>
-            <w:pPr>
-              <w:pStyle w:val="Compact"/>
-              <w:jc w:val="left"/>
-            </w:pPr>
-            <w:r>
+          <w:tcPr>
+            <w:shd w:fill="0099CC" w:val="clear"/>
+          </w:tcPr>
+          <w:p>
+            <w:pPr>
+              <w:pStyle w:val="Compact"/>
+              <w:jc w:val="left"/>
+            </w:pPr>
+            <w:r>
+              <w:rPr>
+                <w:b/>
+                <w:color w:val="FFFFFF"/>
+                <w:sz w:val="20"/>
+              </w:rPr>
               <w:t xml:space="preserve">Description</w:t>
             </w:r>
           </w:p>
         </w:tc>
         <w:tc>
-          <w:tcPr/>
-          <w:p>
-            <w:pPr>
-              <w:pStyle w:val="Compact"/>
-              <w:jc w:val="left"/>
-            </w:pPr>
-            <w:r>
+          <w:tcPr>
+            <w:shd w:fill="0099CC" w:val="clear"/>
+          </w:tcPr>
+          <w:p>
+            <w:pPr>
+              <w:pStyle w:val="Compact"/>
+              <w:jc w:val="left"/>
+            </w:pPr>
+            <w:r>
+              <w:rPr>
+                <w:b/>
+                <w:color w:val="FFFFFF"/>
+                <w:sz w:val="20"/>
+              </w:rPr>
               <w:t xml:space="preserve">Qty</w:t>
             </w:r>
           </w:p>
         </w:tc>
         <w:tc>
-          <w:tcPr/>
-          <w:p>
-            <w:pPr>
-              <w:pStyle w:val="Compact"/>
-              <w:jc w:val="left"/>
-            </w:pPr>
-            <w:r>
+          <w:tcPr>
+            <w:shd w:fill="0099CC" w:val="clear"/>
+          </w:tcPr>
+          <w:p>
+            <w:pPr>
+              <w:pStyle w:val="Compact"/>
+              <w:jc w:val="left"/>
+            </w:pPr>
+            <w:r>
+              <w:rPr>
+                <w:b/>
+                <w:color w:val="FFFFFF"/>
+                <w:sz w:val="20"/>
+              </w:rPr>
               <w:t xml:space="preserve">Weight (kg)</w:t>
             </w:r>
           </w:p>
         </w:tc>
         <w:tc>
-          <w:tcPr/>
-          <w:p>
-            <w:pPr>
-              <w:pStyle w:val="Compact"/>
-              <w:jc w:val="left"/>
-            </w:pPr>
-            <w:r>
+          <w:tcPr>
+            <w:shd w:fill="0099CC" w:val="clear"/>
+          </w:tcPr>
+          <w:p>
+            <w:pPr>
+              <w:pStyle w:val="Compact"/>
+              <w:jc w:val="left"/>
+            </w:pPr>
+            <w:r>
+              <w:rPr>
+                <w:b/>
+                <w:color w:val="FFFFFF"/>
+                <w:sz w:val="20"/>
+              </w:rPr>
               <w:t xml:space="preserve">Dimensions (L x W x H)</w:t>
             </w:r>
           </w:p>
         </w:tc>
         <w:tc>
-          <w:tcPr/>
-          <w:p>
-            <w:pPr>
-              <w:pStyle w:val="Compact"/>
-              <w:jc w:val="left"/>
-            </w:pPr>
-            <w:r>
+          <w:tcPr>
+            <w:shd w:fill="0099CC" w:val="clear"/>
+          </w:tcPr>
+          <w:p>
+            <w:pPr>
+              <w:pStyle w:val="Compact"/>
+              <w:jc w:val="left"/>
+            </w:pPr>
+            <w:r>
+              <w:rPr>
+                <w:b/>
+                <w:color w:val="FFFFFF"/>
+                <w:sz w:val="20"/>
+              </w:rPr>
               <w:t xml:space="preserve">Declared Value (₦)</w:t>
             </w:r>
           </w:p>
@@ -1105,321 +1668,417 @@
       </w:tr>
       <w:tr>
         <w:tc>
-          <w:tcPr/>
-          <w:p>
-            <w:pPr>
-              <w:pStyle w:val="Compact"/>
-              <w:jc w:val="left"/>
-            </w:pPr>
-            <w:r>
+          <w:tcPr>
+            <w:shd w:fill="FFFFFF" w:val="clear"/>
+          </w:tcPr>
+          <w:p>
+            <w:pPr>
+              <w:pStyle w:val="Compact"/>
+              <w:jc w:val="left"/>
+            </w:pPr>
+            <w:r>
+              <w:rPr>
+                <w:color w:val="1A1A1A"/>
+                <w:sz w:val="19"/>
+              </w:rPr>
               <w:t xml:space="preserve">1</w:t>
             </w:r>
           </w:p>
         </w:tc>
         <w:tc>
-          <w:tcPr/>
-          <w:p>
-            <w:pPr>
-              <w:pStyle w:val="Compact"/>
-            </w:pPr>
-          </w:p>
-        </w:tc>
-        <w:tc>
-          <w:tcPr/>
-          <w:p>
-            <w:pPr>
-              <w:pStyle w:val="Compact"/>
-            </w:pPr>
-          </w:p>
-        </w:tc>
-        <w:tc>
-          <w:tcPr/>
-          <w:p>
-            <w:pPr>
-              <w:pStyle w:val="Compact"/>
-            </w:pPr>
-          </w:p>
-        </w:tc>
-        <w:tc>
-          <w:tcPr/>
-          <w:p>
-            <w:pPr>
-              <w:pStyle w:val="Compact"/>
-            </w:pPr>
-          </w:p>
-        </w:tc>
-        <w:tc>
-          <w:tcPr/>
-          <w:p>
-            <w:pPr>
-              <w:pStyle w:val="Compact"/>
-            </w:pPr>
-          </w:p>
-        </w:tc>
-      </w:tr>
-      <w:tr>
-        <w:tc>
-          <w:tcPr/>
-          <w:p>
-            <w:pPr>
-              <w:pStyle w:val="Compact"/>
-              <w:jc w:val="left"/>
-            </w:pPr>
-            <w:r>
+          <w:tcPr>
+            <w:shd w:fill="FFFFFF" w:val="clear"/>
+          </w:tcPr>
+          <w:p>
+            <w:pPr>
+              <w:pStyle w:val="Compact"/>
+            </w:pPr>
+          </w:p>
+        </w:tc>
+        <w:tc>
+          <w:tcPr>
+            <w:shd w:fill="FFFFFF" w:val="clear"/>
+          </w:tcPr>
+          <w:p>
+            <w:pPr>
+              <w:pStyle w:val="Compact"/>
+            </w:pPr>
+          </w:p>
+        </w:tc>
+        <w:tc>
+          <w:tcPr>
+            <w:shd w:fill="FFFFFF" w:val="clear"/>
+          </w:tcPr>
+          <w:p>
+            <w:pPr>
+              <w:pStyle w:val="Compact"/>
+            </w:pPr>
+          </w:p>
+        </w:tc>
+        <w:tc>
+          <w:tcPr>
+            <w:shd w:fill="FFFFFF" w:val="clear"/>
+          </w:tcPr>
+          <w:p>
+            <w:pPr>
+              <w:pStyle w:val="Compact"/>
+            </w:pPr>
+          </w:p>
+        </w:tc>
+        <w:tc>
+          <w:tcPr>
+            <w:shd w:fill="FFFFFF" w:val="clear"/>
+          </w:tcPr>
+          <w:p>
+            <w:pPr>
+              <w:pStyle w:val="Compact"/>
+            </w:pPr>
+          </w:p>
+        </w:tc>
+      </w:tr>
+      <w:tr>
+        <w:tc>
+          <w:tcPr>
+            <w:shd w:fill="E8F8FF" w:val="clear"/>
+          </w:tcPr>
+          <w:p>
+            <w:pPr>
+              <w:pStyle w:val="Compact"/>
+              <w:jc w:val="left"/>
+            </w:pPr>
+            <w:r>
+              <w:rPr>
+                <w:color w:val="1A1A1A"/>
+                <w:sz w:val="19"/>
+              </w:rPr>
               <w:t xml:space="preserve">2</w:t>
             </w:r>
           </w:p>
         </w:tc>
         <w:tc>
-          <w:tcPr/>
-          <w:p>
-            <w:pPr>
-              <w:pStyle w:val="Compact"/>
-            </w:pPr>
-          </w:p>
-        </w:tc>
-        <w:tc>
-          <w:tcPr/>
-          <w:p>
-            <w:pPr>
-              <w:pStyle w:val="Compact"/>
-            </w:pPr>
-          </w:p>
-        </w:tc>
-        <w:tc>
-          <w:tcPr/>
-          <w:p>
-            <w:pPr>
-              <w:pStyle w:val="Compact"/>
-            </w:pPr>
-          </w:p>
-        </w:tc>
-        <w:tc>
-          <w:tcPr/>
-          <w:p>
-            <w:pPr>
-              <w:pStyle w:val="Compact"/>
-            </w:pPr>
-          </w:p>
-        </w:tc>
-        <w:tc>
-          <w:tcPr/>
-          <w:p>
-            <w:pPr>
-              <w:pStyle w:val="Compact"/>
-            </w:pPr>
-          </w:p>
-        </w:tc>
-      </w:tr>
-      <w:tr>
-        <w:tc>
-          <w:tcPr/>
-          <w:p>
-            <w:pPr>
-              <w:pStyle w:val="Compact"/>
-              <w:jc w:val="left"/>
-            </w:pPr>
-            <w:r>
+          <w:tcPr>
+            <w:shd w:fill="E8F8FF" w:val="clear"/>
+          </w:tcPr>
+          <w:p>
+            <w:pPr>
+              <w:pStyle w:val="Compact"/>
+            </w:pPr>
+          </w:p>
+        </w:tc>
+        <w:tc>
+          <w:tcPr>
+            <w:shd w:fill="E8F8FF" w:val="clear"/>
+          </w:tcPr>
+          <w:p>
+            <w:pPr>
+              <w:pStyle w:val="Compact"/>
+            </w:pPr>
+          </w:p>
+        </w:tc>
+        <w:tc>
+          <w:tcPr>
+            <w:shd w:fill="E8F8FF" w:val="clear"/>
+          </w:tcPr>
+          <w:p>
+            <w:pPr>
+              <w:pStyle w:val="Compact"/>
+            </w:pPr>
+          </w:p>
+        </w:tc>
+        <w:tc>
+          <w:tcPr>
+            <w:shd w:fill="E8F8FF" w:val="clear"/>
+          </w:tcPr>
+          <w:p>
+            <w:pPr>
+              <w:pStyle w:val="Compact"/>
+            </w:pPr>
+          </w:p>
+        </w:tc>
+        <w:tc>
+          <w:tcPr>
+            <w:shd w:fill="E8F8FF" w:val="clear"/>
+          </w:tcPr>
+          <w:p>
+            <w:pPr>
+              <w:pStyle w:val="Compact"/>
+            </w:pPr>
+          </w:p>
+        </w:tc>
+      </w:tr>
+      <w:tr>
+        <w:tc>
+          <w:tcPr>
+            <w:shd w:fill="FFFFFF" w:val="clear"/>
+          </w:tcPr>
+          <w:p>
+            <w:pPr>
+              <w:pStyle w:val="Compact"/>
+              <w:jc w:val="left"/>
+            </w:pPr>
+            <w:r>
+              <w:rPr>
+                <w:color w:val="1A1A1A"/>
+                <w:sz w:val="19"/>
+              </w:rPr>
               <w:t xml:space="preserve">3</w:t>
             </w:r>
           </w:p>
         </w:tc>
         <w:tc>
-          <w:tcPr/>
-          <w:p>
-            <w:pPr>
-              <w:pStyle w:val="Compact"/>
-            </w:pPr>
-          </w:p>
-        </w:tc>
-        <w:tc>
-          <w:tcPr/>
-          <w:p>
-            <w:pPr>
-              <w:pStyle w:val="Compact"/>
-            </w:pPr>
-          </w:p>
-        </w:tc>
-        <w:tc>
-          <w:tcPr/>
-          <w:p>
-            <w:pPr>
-              <w:pStyle w:val="Compact"/>
-            </w:pPr>
-          </w:p>
-        </w:tc>
-        <w:tc>
-          <w:tcPr/>
-          <w:p>
-            <w:pPr>
-              <w:pStyle w:val="Compact"/>
-            </w:pPr>
-          </w:p>
-        </w:tc>
-        <w:tc>
-          <w:tcPr/>
-          <w:p>
-            <w:pPr>
-              <w:pStyle w:val="Compact"/>
-            </w:pPr>
-          </w:p>
-        </w:tc>
-      </w:tr>
-      <w:tr>
-        <w:tc>
-          <w:tcPr/>
-          <w:p>
-            <w:pPr>
-              <w:pStyle w:val="Compact"/>
-              <w:jc w:val="left"/>
-            </w:pPr>
-            <w:r>
+          <w:tcPr>
+            <w:shd w:fill="FFFFFF" w:val="clear"/>
+          </w:tcPr>
+          <w:p>
+            <w:pPr>
+              <w:pStyle w:val="Compact"/>
+            </w:pPr>
+          </w:p>
+        </w:tc>
+        <w:tc>
+          <w:tcPr>
+            <w:shd w:fill="FFFFFF" w:val="clear"/>
+          </w:tcPr>
+          <w:p>
+            <w:pPr>
+              <w:pStyle w:val="Compact"/>
+            </w:pPr>
+          </w:p>
+        </w:tc>
+        <w:tc>
+          <w:tcPr>
+            <w:shd w:fill="FFFFFF" w:val="clear"/>
+          </w:tcPr>
+          <w:p>
+            <w:pPr>
+              <w:pStyle w:val="Compact"/>
+            </w:pPr>
+          </w:p>
+        </w:tc>
+        <w:tc>
+          <w:tcPr>
+            <w:shd w:fill="FFFFFF" w:val="clear"/>
+          </w:tcPr>
+          <w:p>
+            <w:pPr>
+              <w:pStyle w:val="Compact"/>
+            </w:pPr>
+          </w:p>
+        </w:tc>
+        <w:tc>
+          <w:tcPr>
+            <w:shd w:fill="FFFFFF" w:val="clear"/>
+          </w:tcPr>
+          <w:p>
+            <w:pPr>
+              <w:pStyle w:val="Compact"/>
+            </w:pPr>
+          </w:p>
+        </w:tc>
+      </w:tr>
+      <w:tr>
+        <w:tc>
+          <w:tcPr>
+            <w:shd w:fill="E8F8FF" w:val="clear"/>
+          </w:tcPr>
+          <w:p>
+            <w:pPr>
+              <w:pStyle w:val="Compact"/>
+              <w:jc w:val="left"/>
+            </w:pPr>
+            <w:r>
+              <w:rPr>
+                <w:color w:val="1A1A1A"/>
+                <w:sz w:val="19"/>
+              </w:rPr>
               <w:t xml:space="preserve">4</w:t>
             </w:r>
           </w:p>
         </w:tc>
         <w:tc>
-          <w:tcPr/>
-          <w:p>
-            <w:pPr>
-              <w:pStyle w:val="Compact"/>
-            </w:pPr>
-          </w:p>
-        </w:tc>
-        <w:tc>
-          <w:tcPr/>
-          <w:p>
-            <w:pPr>
-              <w:pStyle w:val="Compact"/>
-            </w:pPr>
-          </w:p>
-        </w:tc>
-        <w:tc>
-          <w:tcPr/>
-          <w:p>
-            <w:pPr>
-              <w:pStyle w:val="Compact"/>
-            </w:pPr>
-          </w:p>
-        </w:tc>
-        <w:tc>
-          <w:tcPr/>
-          <w:p>
-            <w:pPr>
-              <w:pStyle w:val="Compact"/>
-            </w:pPr>
-          </w:p>
-        </w:tc>
-        <w:tc>
-          <w:tcPr/>
-          <w:p>
-            <w:pPr>
-              <w:pStyle w:val="Compact"/>
-            </w:pPr>
-          </w:p>
-        </w:tc>
-      </w:tr>
-      <w:tr>
-        <w:tc>
-          <w:tcPr/>
-          <w:p>
-            <w:pPr>
-              <w:pStyle w:val="Compact"/>
-              <w:jc w:val="left"/>
-            </w:pPr>
-            <w:r>
+          <w:tcPr>
+            <w:shd w:fill="E8F8FF" w:val="clear"/>
+          </w:tcPr>
+          <w:p>
+            <w:pPr>
+              <w:pStyle w:val="Compact"/>
+            </w:pPr>
+          </w:p>
+        </w:tc>
+        <w:tc>
+          <w:tcPr>
+            <w:shd w:fill="E8F8FF" w:val="clear"/>
+          </w:tcPr>
+          <w:p>
+            <w:pPr>
+              <w:pStyle w:val="Compact"/>
+            </w:pPr>
+          </w:p>
+        </w:tc>
+        <w:tc>
+          <w:tcPr>
+            <w:shd w:fill="E8F8FF" w:val="clear"/>
+          </w:tcPr>
+          <w:p>
+            <w:pPr>
+              <w:pStyle w:val="Compact"/>
+            </w:pPr>
+          </w:p>
+        </w:tc>
+        <w:tc>
+          <w:tcPr>
+            <w:shd w:fill="E8F8FF" w:val="clear"/>
+          </w:tcPr>
+          <w:p>
+            <w:pPr>
+              <w:pStyle w:val="Compact"/>
+            </w:pPr>
+          </w:p>
+        </w:tc>
+        <w:tc>
+          <w:tcPr>
+            <w:shd w:fill="E8F8FF" w:val="clear"/>
+          </w:tcPr>
+          <w:p>
+            <w:pPr>
+              <w:pStyle w:val="Compact"/>
+            </w:pPr>
+          </w:p>
+        </w:tc>
+      </w:tr>
+      <w:tr>
+        <w:tc>
+          <w:tcPr>
+            <w:shd w:fill="FFFFFF" w:val="clear"/>
+          </w:tcPr>
+          <w:p>
+            <w:pPr>
+              <w:pStyle w:val="Compact"/>
+              <w:jc w:val="left"/>
+            </w:pPr>
+            <w:r>
+              <w:rPr>
+                <w:color w:val="1A1A1A"/>
+                <w:sz w:val="19"/>
+              </w:rPr>
               <w:t xml:space="preserve">5</w:t>
             </w:r>
           </w:p>
         </w:tc>
         <w:tc>
-          <w:tcPr/>
-          <w:p>
-            <w:pPr>
-              <w:pStyle w:val="Compact"/>
-            </w:pPr>
-          </w:p>
-        </w:tc>
-        <w:tc>
-          <w:tcPr/>
-          <w:p>
-            <w:pPr>
-              <w:pStyle w:val="Compact"/>
-            </w:pPr>
-          </w:p>
-        </w:tc>
-        <w:tc>
-          <w:tcPr/>
-          <w:p>
-            <w:pPr>
-              <w:pStyle w:val="Compact"/>
-            </w:pPr>
-          </w:p>
-        </w:tc>
-        <w:tc>
-          <w:tcPr/>
-          <w:p>
-            <w:pPr>
-              <w:pStyle w:val="Compact"/>
-            </w:pPr>
-          </w:p>
-        </w:tc>
-        <w:tc>
-          <w:tcPr/>
-          <w:p>
-            <w:pPr>
-              <w:pStyle w:val="Compact"/>
-            </w:pPr>
-          </w:p>
-        </w:tc>
-      </w:tr>
-      <w:tr>
-        <w:tc>
-          <w:tcPr/>
-          <w:p>
-            <w:pPr>
-              <w:pStyle w:val="Compact"/>
-              <w:jc w:val="left"/>
-            </w:pPr>
-            <w:r>
+          <w:tcPr>
+            <w:shd w:fill="FFFFFF" w:val="clear"/>
+          </w:tcPr>
+          <w:p>
+            <w:pPr>
+              <w:pStyle w:val="Compact"/>
+            </w:pPr>
+          </w:p>
+        </w:tc>
+        <w:tc>
+          <w:tcPr>
+            <w:shd w:fill="FFFFFF" w:val="clear"/>
+          </w:tcPr>
+          <w:p>
+            <w:pPr>
+              <w:pStyle w:val="Compact"/>
+            </w:pPr>
+          </w:p>
+        </w:tc>
+        <w:tc>
+          <w:tcPr>
+            <w:shd w:fill="FFFFFF" w:val="clear"/>
+          </w:tcPr>
+          <w:p>
+            <w:pPr>
+              <w:pStyle w:val="Compact"/>
+            </w:pPr>
+          </w:p>
+        </w:tc>
+        <w:tc>
+          <w:tcPr>
+            <w:shd w:fill="FFFFFF" w:val="clear"/>
+          </w:tcPr>
+          <w:p>
+            <w:pPr>
+              <w:pStyle w:val="Compact"/>
+            </w:pPr>
+          </w:p>
+        </w:tc>
+        <w:tc>
+          <w:tcPr>
+            <w:shd w:fill="FFFFFF" w:val="clear"/>
+          </w:tcPr>
+          <w:p>
+            <w:pPr>
+              <w:pStyle w:val="Compact"/>
+            </w:pPr>
+          </w:p>
+        </w:tc>
+      </w:tr>
+      <w:tr>
+        <w:tc>
+          <w:tcPr>
+            <w:shd w:fill="E8F8FF" w:val="clear"/>
+          </w:tcPr>
+          <w:p>
+            <w:pPr>
+              <w:pStyle w:val="Compact"/>
+              <w:jc w:val="left"/>
+            </w:pPr>
+            <w:r>
+              <w:rPr>
+                <w:color w:val="1A1A1A"/>
+                <w:sz w:val="19"/>
+              </w:rPr>
               <w:t xml:space="preserve">6</w:t>
             </w:r>
           </w:p>
         </w:tc>
         <w:tc>
-          <w:tcPr/>
-          <w:p>
-            <w:pPr>
-              <w:pStyle w:val="Compact"/>
-            </w:pPr>
-          </w:p>
-        </w:tc>
-        <w:tc>
-          <w:tcPr/>
-          <w:p>
-            <w:pPr>
-              <w:pStyle w:val="Compact"/>
-            </w:pPr>
-          </w:p>
-        </w:tc>
-        <w:tc>
-          <w:tcPr/>
-          <w:p>
-            <w:pPr>
-              <w:pStyle w:val="Compact"/>
-            </w:pPr>
-          </w:p>
-        </w:tc>
-        <w:tc>
-          <w:tcPr/>
-          <w:p>
-            <w:pPr>
-              <w:pStyle w:val="Compact"/>
-            </w:pPr>
-          </w:p>
-        </w:tc>
-        <w:tc>
-          <w:tcPr/>
+          <w:tcPr>
+            <w:shd w:fill="E8F8FF" w:val="clear"/>
+          </w:tcPr>
+          <w:p>
+            <w:pPr>
+              <w:pStyle w:val="Compact"/>
+            </w:pPr>
+          </w:p>
+        </w:tc>
+        <w:tc>
+          <w:tcPr>
+            <w:shd w:fill="E8F8FF" w:val="clear"/>
+          </w:tcPr>
+          <w:p>
+            <w:pPr>
+              <w:pStyle w:val="Compact"/>
+            </w:pPr>
+          </w:p>
+        </w:tc>
+        <w:tc>
+          <w:tcPr>
+            <w:shd w:fill="E8F8FF" w:val="clear"/>
+          </w:tcPr>
+          <w:p>
+            <w:pPr>
+              <w:pStyle w:val="Compact"/>
+            </w:pPr>
+          </w:p>
+        </w:tc>
+        <w:tc>
+          <w:tcPr>
+            <w:shd w:fill="E8F8FF" w:val="clear"/>
+          </w:tcPr>
+          <w:p>
+            <w:pPr>
+              <w:pStyle w:val="Compact"/>
+            </w:pPr>
+          </w:p>
+        </w:tc>
+        <w:tc>
+          <w:tcPr>
+            <w:shd w:fill="E8F8FF" w:val="clear"/>
+          </w:tcPr>
           <w:p>
             <w:pPr>
               <w:pStyle w:val="Compact"/>
@@ -1435,6 +2094,14 @@
         <w:tblW w:type="pct" w:w="5000"/>
         <w:tblLook w:firstRow="0" w:lastRow="0" w:firstColumn="0" w:lastColumn="0" w:noHBand="0" w:noVBand="0" w:val="0000"/>
         <w:jc w:val="start"/>
+        <w:tblBorders>
+          <w:top w:val="single" w:sz="4" w:space="0" w:color="B0D4E8"/>
+          <w:left w:val="single" w:sz="4" w:space="0" w:color="B0D4E8"/>
+          <w:bottom w:val="single" w:sz="4" w:space="0" w:color="B0D4E8"/>
+          <w:right w:val="single" w:sz="4" w:space="0" w:color="B0D4E8"/>
+          <w:insideH w:val="single" w:sz="4" w:space="0" w:color="B0D4E8"/>
+          <w:insideV w:val="single" w:sz="4" w:space="0" w:color="B0D4E8"/>
+        </w:tblBorders>
       </w:tblPr>
       <w:tblGrid>
         <w:gridCol w:w="3960"/>
@@ -1442,7 +2109,9 @@
       </w:tblGrid>
       <w:tr>
         <w:tc>
-          <w:tcPr/>
+          <w:tcPr>
+            <w:shd w:fill="0099CC" w:val="clear"/>
+          </w:tcPr>
           <w:p>
             <w:pPr>
               <w:pStyle w:val="Compact"/>
@@ -1452,19 +2121,28 @@
               <w:rPr>
                 <w:bCs/>
                 <w:b/>
+                <w:color w:val="FFFFFF"/>
+                <w:sz w:val="20"/>
               </w:rPr>
               <w:t xml:space="preserve">Total Number of Packages:</w:t>
             </w:r>
           </w:p>
         </w:tc>
         <w:tc>
-          <w:tcPr/>
-          <w:p>
-            <w:pPr>
-              <w:pStyle w:val="Compact"/>
-              <w:jc w:val="left"/>
-            </w:pPr>
-            <w:r>
+          <w:tcPr>
+            <w:shd w:fill="0099CC" w:val="clear"/>
+          </w:tcPr>
+          <w:p>
+            <w:pPr>
+              <w:pStyle w:val="Compact"/>
+              <w:jc w:val="left"/>
+            </w:pPr>
+            <w:r>
+              <w:rPr>
+                <w:b/>
+                <w:color w:val="FFFFFF"/>
+                <w:sz w:val="20"/>
+              </w:rPr>
               <w:t xml:space="preserve">__________________________________________</w:t>
             </w:r>
           </w:p>
@@ -1472,7 +2150,9 @@
       </w:tr>
       <w:tr>
         <w:tc>
-          <w:tcPr/>
+          <w:tcPr>
+            <w:shd w:fill="FFFFFF" w:val="clear"/>
+          </w:tcPr>
           <w:p>
             <w:pPr>
               <w:pStyle w:val="Compact"/>
@@ -1482,19 +2162,27 @@
               <w:rPr>
                 <w:bCs/>
                 <w:b/>
+                <w:color w:val="1A1A1A"/>
+                <w:sz w:val="19"/>
               </w:rPr>
               <w:t xml:space="preserve">Total Weight (kg):</w:t>
             </w:r>
           </w:p>
         </w:tc>
         <w:tc>
-          <w:tcPr/>
-          <w:p>
-            <w:pPr>
-              <w:pStyle w:val="Compact"/>
-              <w:jc w:val="left"/>
-            </w:pPr>
-            <w:r>
+          <w:tcPr>
+            <w:shd w:fill="FFFFFF" w:val="clear"/>
+          </w:tcPr>
+          <w:p>
+            <w:pPr>
+              <w:pStyle w:val="Compact"/>
+              <w:jc w:val="left"/>
+            </w:pPr>
+            <w:r>
+              <w:rPr>
+                <w:color w:val="1A1A1A"/>
+                <w:sz w:val="19"/>
+              </w:rPr>
               <w:t xml:space="preserve">__________________________________________</w:t>
             </w:r>
           </w:p>
@@ -1502,7 +2190,9 @@
       </w:tr>
       <w:tr>
         <w:tc>
-          <w:tcPr/>
+          <w:tcPr>
+            <w:shd w:fill="E8F8FF" w:val="clear"/>
+          </w:tcPr>
           <w:p>
             <w:pPr>
               <w:pStyle w:val="Compact"/>
@@ -1512,19 +2202,27 @@
               <w:rPr>
                 <w:bCs/>
                 <w:b/>
+                <w:color w:val="1A1A1A"/>
+                <w:sz w:val="19"/>
               </w:rPr>
               <w:t xml:space="preserve">Total Declared Value (₦):</w:t>
             </w:r>
           </w:p>
         </w:tc>
         <w:tc>
-          <w:tcPr/>
-          <w:p>
-            <w:pPr>
-              <w:pStyle w:val="Compact"/>
-              <w:jc w:val="left"/>
-            </w:pPr>
-            <w:r>
+          <w:tcPr>
+            <w:shd w:fill="E8F8FF" w:val="clear"/>
+          </w:tcPr>
+          <w:p>
+            <w:pPr>
+              <w:pStyle w:val="Compact"/>
+              <w:jc w:val="left"/>
+            </w:pPr>
+            <w:r>
+              <w:rPr>
+                <w:color w:val="1A1A1A"/>
+                <w:sz w:val="19"/>
+              </w:rPr>
               <w:t xml:space="preserve">__________________________________________</w:t>
             </w:r>
           </w:p>
@@ -1542,9 +2240,29 @@
     <w:bookmarkStart w:id="28" w:name="special-instructions"/>
     <w:p>
       <w:pPr>
+        <w:pBdr>
+          <w:top w:val="single" w:sz="18" w:space="1" w:color="F5A623"/>
+          <w:bottom w:val="single" w:sz="6" w:space="1" w:color="0099CC"/>
+        </w:pBdr>
+        <w:spacing w:before="200" w:after="200"/>
+      </w:pPr>
+    </w:p>
+    <w:p>
+      <w:pPr>
         <w:pStyle w:val="Heading2"/>
-      </w:pPr>
-      <w:r>
+        <w:rPr>
+          <w:color w:val="0099CC"/>
+        </w:rPr>
+        <w:pBdr>
+          <w:bottom w:val="single" w:sz="6" w:space="2" w:color="00BFFF"/>
+        </w:pBdr>
+      </w:pPr>
+      <w:r>
+        <w:rPr>
+          <w:b/>
+          <w:color w:val="0099CC"/>
+          <w:sz w:val="32"/>
+        </w:rPr>
         <w:t xml:space="preserve">SPECIAL INSTRUCTIONS</w:t>
       </w:r>
     </w:p>
@@ -1645,9 +2363,29 @@
     <w:bookmarkStart w:id="29" w:name="insurance-coverage"/>
     <w:p>
       <w:pPr>
+        <w:pBdr>
+          <w:top w:val="single" w:sz="18" w:space="1" w:color="F5A623"/>
+          <w:bottom w:val="single" w:sz="6" w:space="1" w:color="0099CC"/>
+        </w:pBdr>
+        <w:spacing w:before="200" w:after="200"/>
+      </w:pPr>
+    </w:p>
+    <w:p>
+      <w:pPr>
         <w:pStyle w:val="Heading2"/>
-      </w:pPr>
-      <w:r>
+        <w:rPr>
+          <w:color w:val="0099CC"/>
+        </w:rPr>
+        <w:pBdr>
+          <w:bottom w:val="single" w:sz="6" w:space="2" w:color="00BFFF"/>
+        </w:pBdr>
+      </w:pPr>
+      <w:r>
+        <w:rPr>
+          <w:b/>
+          <w:color w:val="0099CC"/>
+          <w:sz w:val="32"/>
+        </w:rPr>
         <w:t xml:space="preserve">INSURANCE COVERAGE</w:t>
       </w:r>
     </w:p>
@@ -1657,6 +2395,14 @@
         <w:tblW w:type="pct" w:w="5000"/>
         <w:tblLook w:firstRow="1" w:lastRow="0" w:firstColumn="0" w:lastColumn="0" w:noHBand="0" w:noVBand="0" w:val="0020"/>
         <w:jc w:val="start"/>
+        <w:tblBorders>
+          <w:top w:val="single" w:sz="4" w:space="0" w:color="B0D4E8"/>
+          <w:left w:val="single" w:sz="4" w:space="0" w:color="B0D4E8"/>
+          <w:bottom w:val="single" w:sz="4" w:space="0" w:color="B0D4E8"/>
+          <w:right w:val="single" w:sz="4" w:space="0" w:color="B0D4E8"/>
+          <w:insideH w:val="single" w:sz="4" w:space="0" w:color="B0D4E8"/>
+          <w:insideV w:val="single" w:sz="4" w:space="0" w:color="B0D4E8"/>
+        </w:tblBorders>
       </w:tblPr>
       <w:tblGrid>
         <w:gridCol w:w="3960"/>
@@ -1667,25 +2413,39 @@
           <w:tblHeader w:val="true"/>
         </w:trPr>
         <w:tc>
-          <w:tcPr/>
-          <w:p>
-            <w:pPr>
-              <w:pStyle w:val="Compact"/>
-              <w:jc w:val="left"/>
-            </w:pPr>
-            <w:r>
+          <w:tcPr>
+            <w:shd w:fill="0099CC" w:val="clear"/>
+          </w:tcPr>
+          <w:p>
+            <w:pPr>
+              <w:pStyle w:val="Compact"/>
+              <w:jc w:val="left"/>
+            </w:pPr>
+            <w:r>
+              <w:rPr>
+                <w:b/>
+                <w:color w:val="FFFFFF"/>
+                <w:sz w:val="20"/>
+              </w:rPr>
               <w:t xml:space="preserve">Field</w:t>
             </w:r>
           </w:p>
         </w:tc>
         <w:tc>
-          <w:tcPr/>
-          <w:p>
-            <w:pPr>
-              <w:pStyle w:val="Compact"/>
-              <w:jc w:val="left"/>
-            </w:pPr>
-            <w:r>
+          <w:tcPr>
+            <w:shd w:fill="0099CC" w:val="clear"/>
+          </w:tcPr>
+          <w:p>
+            <w:pPr>
+              <w:pStyle w:val="Compact"/>
+              <w:jc w:val="left"/>
+            </w:pPr>
+            <w:r>
+              <w:rPr>
+                <w:b/>
+                <w:color w:val="FFFFFF"/>
+                <w:sz w:val="20"/>
+              </w:rPr>
               <w:t xml:space="preserve">Details</w:t>
             </w:r>
           </w:p>
@@ -1693,7 +2453,9 @@
       </w:tr>
       <w:tr>
         <w:tc>
-          <w:tcPr/>
+          <w:tcPr>
+            <w:shd w:fill="FFFFFF" w:val="clear"/>
+          </w:tcPr>
           <w:p>
             <w:pPr>
               <w:pStyle w:val="Compact"/>
@@ -1703,19 +2465,27 @@
               <w:rPr>
                 <w:bCs/>
                 <w:b/>
+                <w:color w:val="1A1A1A"/>
+                <w:sz w:val="19"/>
               </w:rPr>
               <w:t xml:space="preserve">Insurance Required:</w:t>
             </w:r>
           </w:p>
         </w:tc>
         <w:tc>
-          <w:tcPr/>
-          <w:p>
-            <w:pPr>
-              <w:pStyle w:val="Compact"/>
-              <w:jc w:val="left"/>
-            </w:pPr>
-            <w:r>
+          <w:tcPr>
+            <w:shd w:fill="FFFFFF" w:val="clear"/>
+          </w:tcPr>
+          <w:p>
+            <w:pPr>
+              <w:pStyle w:val="Compact"/>
+              <w:jc w:val="left"/>
+            </w:pPr>
+            <w:r>
+              <w:rPr>
+                <w:color w:val="1A1A1A"/>
+                <w:sz w:val="19"/>
+              </w:rPr>
               <w:t xml:space="preserve">[ ] Yes [ ] No</w:t>
             </w:r>
           </w:p>
@@ -1723,7 +2493,9 @@
       </w:tr>
       <w:tr>
         <w:tc>
-          <w:tcPr/>
+          <w:tcPr>
+            <w:shd w:fill="E8F8FF" w:val="clear"/>
+          </w:tcPr>
           <w:p>
             <w:pPr>
               <w:pStyle w:val="Compact"/>
@@ -1733,19 +2505,27 @@
               <w:rPr>
                 <w:bCs/>
                 <w:b/>
+                <w:color w:val="1A1A1A"/>
+                <w:sz w:val="19"/>
               </w:rPr>
               <w:t xml:space="preserve">Insurance Provider:</w:t>
             </w:r>
           </w:p>
         </w:tc>
         <w:tc>
-          <w:tcPr/>
-          <w:p>
-            <w:pPr>
-              <w:pStyle w:val="Compact"/>
-              <w:jc w:val="left"/>
-            </w:pPr>
-            <w:r>
+          <w:tcPr>
+            <w:shd w:fill="E8F8FF" w:val="clear"/>
+          </w:tcPr>
+          <w:p>
+            <w:pPr>
+              <w:pStyle w:val="Compact"/>
+              <w:jc w:val="left"/>
+            </w:pPr>
+            <w:r>
+              <w:rPr>
+                <w:color w:val="1A1A1A"/>
+                <w:sz w:val="19"/>
+              </w:rPr>
               <w:t xml:space="preserve">__________________________________________</w:t>
             </w:r>
           </w:p>
@@ -1753,7 +2533,9 @@
       </w:tr>
       <w:tr>
         <w:tc>
-          <w:tcPr/>
+          <w:tcPr>
+            <w:shd w:fill="FFFFFF" w:val="clear"/>
+          </w:tcPr>
           <w:p>
             <w:pPr>
               <w:pStyle w:val="Compact"/>
@@ -1763,19 +2545,27 @@
               <w:rPr>
                 <w:bCs/>
                 <w:b/>
+                <w:color w:val="1A1A1A"/>
+                <w:sz w:val="19"/>
               </w:rPr>
               <w:t xml:space="preserve">Policy Number:</w:t>
             </w:r>
           </w:p>
         </w:tc>
         <w:tc>
-          <w:tcPr/>
-          <w:p>
-            <w:pPr>
-              <w:pStyle w:val="Compact"/>
-              <w:jc w:val="left"/>
-            </w:pPr>
-            <w:r>
+          <w:tcPr>
+            <w:shd w:fill="FFFFFF" w:val="clear"/>
+          </w:tcPr>
+          <w:p>
+            <w:pPr>
+              <w:pStyle w:val="Compact"/>
+              <w:jc w:val="left"/>
+            </w:pPr>
+            <w:r>
+              <w:rPr>
+                <w:color w:val="1A1A1A"/>
+                <w:sz w:val="19"/>
+              </w:rPr>
               <w:t xml:space="preserve">__________________________________________</w:t>
             </w:r>
           </w:p>
@@ -1783,7 +2573,9 @@
       </w:tr>
       <w:tr>
         <w:tc>
-          <w:tcPr/>
+          <w:tcPr>
+            <w:shd w:fill="E8F8FF" w:val="clear"/>
+          </w:tcPr>
           <w:p>
             <w:pPr>
               <w:pStyle w:val="Compact"/>
@@ -1793,19 +2585,27 @@
               <w:rPr>
                 <w:bCs/>
                 <w:b/>
+                <w:color w:val="1A1A1A"/>
+                <w:sz w:val="19"/>
               </w:rPr>
               <w:t xml:space="preserve">Coverage Amount (₦):</w:t>
             </w:r>
           </w:p>
         </w:tc>
         <w:tc>
-          <w:tcPr/>
-          <w:p>
-            <w:pPr>
-              <w:pStyle w:val="Compact"/>
-              <w:jc w:val="left"/>
-            </w:pPr>
-            <w:r>
+          <w:tcPr>
+            <w:shd w:fill="E8F8FF" w:val="clear"/>
+          </w:tcPr>
+          <w:p>
+            <w:pPr>
+              <w:pStyle w:val="Compact"/>
+              <w:jc w:val="left"/>
+            </w:pPr>
+            <w:r>
+              <w:rPr>
+                <w:color w:val="1A1A1A"/>
+                <w:sz w:val="19"/>
+              </w:rPr>
               <w:t xml:space="preserve">__________________________________________</w:t>
             </w:r>
           </w:p>
@@ -1813,7 +2613,9 @@
       </w:tr>
       <w:tr>
         <w:tc>
-          <w:tcPr/>
+          <w:tcPr>
+            <w:shd w:fill="FFFFFF" w:val="clear"/>
+          </w:tcPr>
           <w:p>
             <w:pPr>
               <w:pStyle w:val="Compact"/>
@@ -1823,19 +2625,27 @@
               <w:rPr>
                 <w:bCs/>
                 <w:b/>
+                <w:color w:val="1A1A1A"/>
+                <w:sz w:val="19"/>
               </w:rPr>
               <w:t xml:space="preserve">Insurance Certificate Attached:</w:t>
             </w:r>
           </w:p>
         </w:tc>
         <w:tc>
-          <w:tcPr/>
-          <w:p>
-            <w:pPr>
-              <w:pStyle w:val="Compact"/>
-              <w:jc w:val="left"/>
-            </w:pPr>
-            <w:r>
+          <w:tcPr>
+            <w:shd w:fill="FFFFFF" w:val="clear"/>
+          </w:tcPr>
+          <w:p>
+            <w:pPr>
+              <w:pStyle w:val="Compact"/>
+              <w:jc w:val="left"/>
+            </w:pPr>
+            <w:r>
+              <w:rPr>
+                <w:color w:val="1A1A1A"/>
+                <w:sz w:val="19"/>
+              </w:rPr>
               <w:t xml:space="preserve">[ ] Yes [ ] No</w:t>
             </w:r>
           </w:p>
@@ -1853,9 +2663,29 @@
     <w:bookmarkStart w:id="30" w:name="dispatch-confirmation"/>
     <w:p>
       <w:pPr>
+        <w:pBdr>
+          <w:top w:val="single" w:sz="18" w:space="1" w:color="F5A623"/>
+          <w:bottom w:val="single" w:sz="6" w:space="1" w:color="0099CC"/>
+        </w:pBdr>
+        <w:spacing w:before="200" w:after="200"/>
+      </w:pPr>
+    </w:p>
+    <w:p>
+      <w:pPr>
         <w:pStyle w:val="Heading2"/>
-      </w:pPr>
-      <w:r>
+        <w:rPr>
+          <w:color w:val="0099CC"/>
+        </w:rPr>
+        <w:pBdr>
+          <w:bottom w:val="single" w:sz="6" w:space="2" w:color="00BFFF"/>
+        </w:pBdr>
+      </w:pPr>
+      <w:r>
+        <w:rPr>
+          <w:b/>
+          <w:color w:val="0099CC"/>
+          <w:sz w:val="32"/>
+        </w:rPr>
         <w:t xml:space="preserve">DISPATCH CONFIRMATION</w:t>
       </w:r>
     </w:p>
@@ -1865,6 +2695,14 @@
         <w:tblW w:type="pct" w:w="5000"/>
         <w:tblLook w:firstRow="1" w:lastRow="0" w:firstColumn="0" w:lastColumn="0" w:noHBand="0" w:noVBand="0" w:val="0020"/>
         <w:jc w:val="start"/>
+        <w:tblBorders>
+          <w:top w:val="single" w:sz="4" w:space="0" w:color="B0D4E8"/>
+          <w:left w:val="single" w:sz="4" w:space="0" w:color="B0D4E8"/>
+          <w:bottom w:val="single" w:sz="4" w:space="0" w:color="B0D4E8"/>
+          <w:right w:val="single" w:sz="4" w:space="0" w:color="B0D4E8"/>
+          <w:insideH w:val="single" w:sz="4" w:space="0" w:color="B0D4E8"/>
+          <w:insideV w:val="single" w:sz="4" w:space="0" w:color="B0D4E8"/>
+        </w:tblBorders>
       </w:tblPr>
       <w:tblGrid>
         <w:gridCol w:w="1584"/>
@@ -1878,61 +2716,96 @@
           <w:tblHeader w:val="true"/>
         </w:trPr>
         <w:tc>
-          <w:tcPr/>
-          <w:p>
-            <w:pPr>
-              <w:pStyle w:val="Compact"/>
-              <w:jc w:val="left"/>
-            </w:pPr>
-            <w:r>
+          <w:tcPr>
+            <w:shd w:fill="0099CC" w:val="clear"/>
+          </w:tcPr>
+          <w:p>
+            <w:pPr>
+              <w:pStyle w:val="Compact"/>
+              <w:jc w:val="left"/>
+            </w:pPr>
+            <w:r>
+              <w:rPr>
+                <w:b/>
+                <w:color w:val="FFFFFF"/>
+                <w:sz w:val="20"/>
+              </w:rPr>
               <w:t xml:space="preserve">Role</w:t>
             </w:r>
           </w:p>
         </w:tc>
         <w:tc>
-          <w:tcPr/>
-          <w:p>
-            <w:pPr>
-              <w:pStyle w:val="Compact"/>
-              <w:jc w:val="left"/>
-            </w:pPr>
-            <w:r>
+          <w:tcPr>
+            <w:shd w:fill="0099CC" w:val="clear"/>
+          </w:tcPr>
+          <w:p>
+            <w:pPr>
+              <w:pStyle w:val="Compact"/>
+              <w:jc w:val="left"/>
+            </w:pPr>
+            <w:r>
+              <w:rPr>
+                <w:b/>
+                <w:color w:val="FFFFFF"/>
+                <w:sz w:val="20"/>
+              </w:rPr>
               <w:t xml:space="preserve">Name</w:t>
             </w:r>
           </w:p>
         </w:tc>
         <w:tc>
-          <w:tcPr/>
-          <w:p>
-            <w:pPr>
-              <w:pStyle w:val="Compact"/>
-              <w:jc w:val="left"/>
-            </w:pPr>
-            <w:r>
+          <w:tcPr>
+            <w:shd w:fill="0099CC" w:val="clear"/>
+          </w:tcPr>
+          <w:p>
+            <w:pPr>
+              <w:pStyle w:val="Compact"/>
+              <w:jc w:val="left"/>
+            </w:pPr>
+            <w:r>
+              <w:rPr>
+                <w:b/>
+                <w:color w:val="FFFFFF"/>
+                <w:sz w:val="20"/>
+              </w:rPr>
               <w:t xml:space="preserve">Signature</w:t>
             </w:r>
           </w:p>
         </w:tc>
         <w:tc>
-          <w:tcPr/>
-          <w:p>
-            <w:pPr>
-              <w:pStyle w:val="Compact"/>
-              <w:jc w:val="left"/>
-            </w:pPr>
-            <w:r>
+          <w:tcPr>
+            <w:shd w:fill="0099CC" w:val="clear"/>
+          </w:tcPr>
+          <w:p>
+            <w:pPr>
+              <w:pStyle w:val="Compact"/>
+              <w:jc w:val="left"/>
+            </w:pPr>
+            <w:r>
+              <w:rPr>
+                <w:b/>
+                <w:color w:val="FFFFFF"/>
+                <w:sz w:val="20"/>
+              </w:rPr>
               <w:t xml:space="preserve">Date</w:t>
             </w:r>
           </w:p>
         </w:tc>
         <w:tc>
-          <w:tcPr/>
-          <w:p>
-            <w:pPr>
-              <w:pStyle w:val="Compact"/>
-              <w:jc w:val="left"/>
-            </w:pPr>
-            <w:r>
+          <w:tcPr>
+            <w:shd w:fill="0099CC" w:val="clear"/>
+          </w:tcPr>
+          <w:p>
+            <w:pPr>
+              <w:pStyle w:val="Compact"/>
+              <w:jc w:val="left"/>
+            </w:pPr>
+            <w:r>
+              <w:rPr>
+                <w:b/>
+                <w:color w:val="FFFFFF"/>
+                <w:sz w:val="20"/>
+              </w:rPr>
               <w:t xml:space="preserve">Time</w:t>
             </w:r>
           </w:p>
@@ -1940,7 +2813,9 @@
       </w:tr>
       <w:tr>
         <w:tc>
-          <w:tcPr/>
+          <w:tcPr>
+            <w:shd w:fill="FFFFFF" w:val="clear"/>
+          </w:tcPr>
           <w:p>
             <w:pPr>
               <w:pStyle w:val="Compact"/>
@@ -1950,55 +2825,81 @@
               <w:rPr>
                 <w:bCs/>
                 <w:b/>
+                <w:color w:val="1A1A1A"/>
+                <w:sz w:val="19"/>
               </w:rPr>
               <w:t xml:space="preserve">Dispatched By:</w:t>
             </w:r>
           </w:p>
         </w:tc>
         <w:tc>
-          <w:tcPr/>
-          <w:p>
-            <w:pPr>
-              <w:pStyle w:val="Compact"/>
-              <w:jc w:val="left"/>
-            </w:pPr>
-            <w:r>
+          <w:tcPr>
+            <w:shd w:fill="FFFFFF" w:val="clear"/>
+          </w:tcPr>
+          <w:p>
+            <w:pPr>
+              <w:pStyle w:val="Compact"/>
+              <w:jc w:val="left"/>
+            </w:pPr>
+            <w:r>
+              <w:rPr>
+                <w:color w:val="1A1A1A"/>
+                <w:sz w:val="19"/>
+              </w:rPr>
               <w:t xml:space="preserve">__________________</w:t>
             </w:r>
           </w:p>
         </w:tc>
         <w:tc>
-          <w:tcPr/>
-          <w:p>
-            <w:pPr>
-              <w:pStyle w:val="Compact"/>
-              <w:jc w:val="left"/>
-            </w:pPr>
-            <w:r>
+          <w:tcPr>
+            <w:shd w:fill="FFFFFF" w:val="clear"/>
+          </w:tcPr>
+          <w:p>
+            <w:pPr>
+              <w:pStyle w:val="Compact"/>
+              <w:jc w:val="left"/>
+            </w:pPr>
+            <w:r>
+              <w:rPr>
+                <w:color w:val="1A1A1A"/>
+                <w:sz w:val="19"/>
+              </w:rPr>
               <w:t xml:space="preserve">__________________</w:t>
             </w:r>
           </w:p>
         </w:tc>
         <w:tc>
-          <w:tcPr/>
-          <w:p>
-            <w:pPr>
-              <w:pStyle w:val="Compact"/>
-              <w:jc w:val="left"/>
-            </w:pPr>
-            <w:r>
+          <w:tcPr>
+            <w:shd w:fill="FFFFFF" w:val="clear"/>
+          </w:tcPr>
+          <w:p>
+            <w:pPr>
+              <w:pStyle w:val="Compact"/>
+              <w:jc w:val="left"/>
+            </w:pPr>
+            <w:r>
+              <w:rPr>
+                <w:color w:val="1A1A1A"/>
+                <w:sz w:val="19"/>
+              </w:rPr>
               <w:t xml:space="preserve">____/____/________</w:t>
             </w:r>
           </w:p>
         </w:tc>
         <w:tc>
-          <w:tcPr/>
-          <w:p>
-            <w:pPr>
-              <w:pStyle w:val="Compact"/>
-              <w:jc w:val="left"/>
-            </w:pPr>
-            <w:r>
+          <w:tcPr>
+            <w:shd w:fill="FFFFFF" w:val="clear"/>
+          </w:tcPr>
+          <w:p>
+            <w:pPr>
+              <w:pStyle w:val="Compact"/>
+              <w:jc w:val="left"/>
+            </w:pPr>
+            <w:r>
+              <w:rPr>
+                <w:color w:val="1A1A1A"/>
+                <w:sz w:val="19"/>
+              </w:rPr>
               <w:t xml:space="preserve">____:____</w:t>
             </w:r>
           </w:p>
@@ -2006,7 +2907,9 @@
       </w:tr>
       <w:tr>
         <w:tc>
-          <w:tcPr/>
+          <w:tcPr>
+            <w:shd w:fill="E8F8FF" w:val="clear"/>
+          </w:tcPr>
           <w:p>
             <w:pPr>
               <w:pStyle w:val="Compact"/>
@@ -2016,55 +2919,81 @@
               <w:rPr>
                 <w:bCs/>
                 <w:b/>
+                <w:color w:val="1A1A1A"/>
+                <w:sz w:val="19"/>
               </w:rPr>
               <w:t xml:space="preserve">Driver (Collected By):</w:t>
             </w:r>
           </w:p>
         </w:tc>
         <w:tc>
-          <w:tcPr/>
-          <w:p>
-            <w:pPr>
-              <w:pStyle w:val="Compact"/>
-              <w:jc w:val="left"/>
-            </w:pPr>
-            <w:r>
+          <w:tcPr>
+            <w:shd w:fill="E8F8FF" w:val="clear"/>
+          </w:tcPr>
+          <w:p>
+            <w:pPr>
+              <w:pStyle w:val="Compact"/>
+              <w:jc w:val="left"/>
+            </w:pPr>
+            <w:r>
+              <w:rPr>
+                <w:color w:val="1A1A1A"/>
+                <w:sz w:val="19"/>
+              </w:rPr>
               <w:t xml:space="preserve">__________________</w:t>
             </w:r>
           </w:p>
         </w:tc>
         <w:tc>
-          <w:tcPr/>
-          <w:p>
-            <w:pPr>
-              <w:pStyle w:val="Compact"/>
-              <w:jc w:val="left"/>
-            </w:pPr>
-            <w:r>
+          <w:tcPr>
+            <w:shd w:fill="E8F8FF" w:val="clear"/>
+          </w:tcPr>
+          <w:p>
+            <w:pPr>
+              <w:pStyle w:val="Compact"/>
+              <w:jc w:val="left"/>
+            </w:pPr>
+            <w:r>
+              <w:rPr>
+                <w:color w:val="1A1A1A"/>
+                <w:sz w:val="19"/>
+              </w:rPr>
               <w:t xml:space="preserve">__________________</w:t>
             </w:r>
           </w:p>
         </w:tc>
         <w:tc>
-          <w:tcPr/>
-          <w:p>
-            <w:pPr>
-              <w:pStyle w:val="Compact"/>
-              <w:jc w:val="left"/>
-            </w:pPr>
-            <w:r>
+          <w:tcPr>
+            <w:shd w:fill="E8F8FF" w:val="clear"/>
+          </w:tcPr>
+          <w:p>
+            <w:pPr>
+              <w:pStyle w:val="Compact"/>
+              <w:jc w:val="left"/>
+            </w:pPr>
+            <w:r>
+              <w:rPr>
+                <w:color w:val="1A1A1A"/>
+                <w:sz w:val="19"/>
+              </w:rPr>
               <w:t xml:space="preserve">____/____/________</w:t>
             </w:r>
           </w:p>
         </w:tc>
         <w:tc>
-          <w:tcPr/>
-          <w:p>
-            <w:pPr>
-              <w:pStyle w:val="Compact"/>
-              <w:jc w:val="left"/>
-            </w:pPr>
-            <w:r>
+          <w:tcPr>
+            <w:shd w:fill="E8F8FF" w:val="clear"/>
+          </w:tcPr>
+          <w:p>
+            <w:pPr>
+              <w:pStyle w:val="Compact"/>
+              <w:jc w:val="left"/>
+            </w:pPr>
+            <w:r>
+              <w:rPr>
+                <w:color w:val="1A1A1A"/>
+                <w:sz w:val="19"/>
+              </w:rPr>
               <w:t xml:space="preserve">____:____</w:t>
             </w:r>
           </w:p>
@@ -2082,9 +3011,29 @@
     <w:bookmarkStart w:id="31" w:name="delivery-confirmation"/>
     <w:p>
       <w:pPr>
+        <w:pBdr>
+          <w:top w:val="single" w:sz="18" w:space="1" w:color="F5A623"/>
+          <w:bottom w:val="single" w:sz="6" w:space="1" w:color="0099CC"/>
+        </w:pBdr>
+        <w:spacing w:before="200" w:after="200"/>
+      </w:pPr>
+    </w:p>
+    <w:p>
+      <w:pPr>
         <w:pStyle w:val="Heading2"/>
-      </w:pPr>
-      <w:r>
+        <w:rPr>
+          <w:color w:val="0099CC"/>
+        </w:rPr>
+        <w:pBdr>
+          <w:bottom w:val="single" w:sz="6" w:space="2" w:color="00BFFF"/>
+        </w:pBdr>
+      </w:pPr>
+      <w:r>
+        <w:rPr>
+          <w:b/>
+          <w:color w:val="0099CC"/>
+          <w:sz w:val="32"/>
+        </w:rPr>
         <w:t xml:space="preserve">DELIVERY CONFIRMATION</w:t>
       </w:r>
     </w:p>
@@ -2102,6 +3051,14 @@
         <w:tblW w:type="pct" w:w="5000"/>
         <w:tblLook w:firstRow="1" w:lastRow="0" w:firstColumn="0" w:lastColumn="0" w:noHBand="0" w:noVBand="0" w:val="0020"/>
         <w:jc w:val="start"/>
+        <w:tblBorders>
+          <w:top w:val="single" w:sz="4" w:space="0" w:color="B0D4E8"/>
+          <w:left w:val="single" w:sz="4" w:space="0" w:color="B0D4E8"/>
+          <w:bottom w:val="single" w:sz="4" w:space="0" w:color="B0D4E8"/>
+          <w:right w:val="single" w:sz="4" w:space="0" w:color="B0D4E8"/>
+          <w:insideH w:val="single" w:sz="4" w:space="0" w:color="B0D4E8"/>
+          <w:insideV w:val="single" w:sz="4" w:space="0" w:color="B0D4E8"/>
+        </w:tblBorders>
       </w:tblPr>
       <w:tblGrid>
         <w:gridCol w:w="3960"/>
@@ -2112,25 +3069,39 @@
           <w:tblHeader w:val="true"/>
         </w:trPr>
         <w:tc>
-          <w:tcPr/>
-          <w:p>
-            <w:pPr>
-              <w:pStyle w:val="Compact"/>
-              <w:jc w:val="left"/>
-            </w:pPr>
-            <w:r>
+          <w:tcPr>
+            <w:shd w:fill="0099CC" w:val="clear"/>
+          </w:tcPr>
+          <w:p>
+            <w:pPr>
+              <w:pStyle w:val="Compact"/>
+              <w:jc w:val="left"/>
+            </w:pPr>
+            <w:r>
+              <w:rPr>
+                <w:b/>
+                <w:color w:val="FFFFFF"/>
+                <w:sz w:val="20"/>
+              </w:rPr>
               <w:t xml:space="preserve">Field</w:t>
             </w:r>
           </w:p>
         </w:tc>
         <w:tc>
-          <w:tcPr/>
-          <w:p>
-            <w:pPr>
-              <w:pStyle w:val="Compact"/>
-              <w:jc w:val="left"/>
-            </w:pPr>
-            <w:r>
+          <w:tcPr>
+            <w:shd w:fill="0099CC" w:val="clear"/>
+          </w:tcPr>
+          <w:p>
+            <w:pPr>
+              <w:pStyle w:val="Compact"/>
+              <w:jc w:val="left"/>
+            </w:pPr>
+            <w:r>
+              <w:rPr>
+                <w:b/>
+                <w:color w:val="FFFFFF"/>
+                <w:sz w:val="20"/>
+              </w:rPr>
               <w:t xml:space="preserve">Details</w:t>
             </w:r>
           </w:p>
@@ -2138,7 +3109,9 @@
       </w:tr>
       <w:tr>
         <w:tc>
-          <w:tcPr/>
+          <w:tcPr>
+            <w:shd w:fill="FFFFFF" w:val="clear"/>
+          </w:tcPr>
           <w:p>
             <w:pPr>
               <w:pStyle w:val="Compact"/>
@@ -2148,19 +3121,27 @@
               <w:rPr>
                 <w:bCs/>
                 <w:b/>
+                <w:color w:val="1A1A1A"/>
+                <w:sz w:val="19"/>
               </w:rPr>
               <w:t xml:space="preserve">Received By (Print Name):</w:t>
             </w:r>
           </w:p>
         </w:tc>
         <w:tc>
-          <w:tcPr/>
-          <w:p>
-            <w:pPr>
-              <w:pStyle w:val="Compact"/>
-              <w:jc w:val="left"/>
-            </w:pPr>
-            <w:r>
+          <w:tcPr>
+            <w:shd w:fill="FFFFFF" w:val="clear"/>
+          </w:tcPr>
+          <w:p>
+            <w:pPr>
+              <w:pStyle w:val="Compact"/>
+              <w:jc w:val="left"/>
+            </w:pPr>
+            <w:r>
+              <w:rPr>
+                <w:color w:val="1A1A1A"/>
+                <w:sz w:val="19"/>
+              </w:rPr>
               <w:t xml:space="preserve">__________________________________________</w:t>
             </w:r>
           </w:p>
@@ -2168,7 +3149,9 @@
       </w:tr>
       <w:tr>
         <w:tc>
-          <w:tcPr/>
+          <w:tcPr>
+            <w:shd w:fill="E8F8FF" w:val="clear"/>
+          </w:tcPr>
           <w:p>
             <w:pPr>
               <w:pStyle w:val="Compact"/>
@@ -2178,19 +3161,27 @@
               <w:rPr>
                 <w:bCs/>
                 <w:b/>
+                <w:color w:val="1A1A1A"/>
+                <w:sz w:val="19"/>
               </w:rPr>
               <w:t xml:space="preserve">Designation:</w:t>
             </w:r>
           </w:p>
         </w:tc>
         <w:tc>
-          <w:tcPr/>
-          <w:p>
-            <w:pPr>
-              <w:pStyle w:val="Compact"/>
-              <w:jc w:val="left"/>
-            </w:pPr>
-            <w:r>
+          <w:tcPr>
+            <w:shd w:fill="E8F8FF" w:val="clear"/>
+          </w:tcPr>
+          <w:p>
+            <w:pPr>
+              <w:pStyle w:val="Compact"/>
+              <w:jc w:val="left"/>
+            </w:pPr>
+            <w:r>
+              <w:rPr>
+                <w:color w:val="1A1A1A"/>
+                <w:sz w:val="19"/>
+              </w:rPr>
               <w:t xml:space="preserve">__________________________________________</w:t>
             </w:r>
           </w:p>
@@ -2198,7 +3189,9 @@
       </w:tr>
       <w:tr>
         <w:tc>
-          <w:tcPr/>
+          <w:tcPr>
+            <w:shd w:fill="FFFFFF" w:val="clear"/>
+          </w:tcPr>
           <w:p>
             <w:pPr>
               <w:pStyle w:val="Compact"/>
@@ -2208,19 +3201,27 @@
               <w:rPr>
                 <w:bCs/>
                 <w:b/>
+                <w:color w:val="1A1A1A"/>
+                <w:sz w:val="19"/>
               </w:rPr>
               <w:t xml:space="preserve">Signature:</w:t>
             </w:r>
           </w:p>
         </w:tc>
         <w:tc>
-          <w:tcPr/>
-          <w:p>
-            <w:pPr>
-              <w:pStyle w:val="Compact"/>
-              <w:jc w:val="left"/>
-            </w:pPr>
-            <w:r>
+          <w:tcPr>
+            <w:shd w:fill="FFFFFF" w:val="clear"/>
+          </w:tcPr>
+          <w:p>
+            <w:pPr>
+              <w:pStyle w:val="Compact"/>
+              <w:jc w:val="left"/>
+            </w:pPr>
+            <w:r>
+              <w:rPr>
+                <w:color w:val="1A1A1A"/>
+                <w:sz w:val="19"/>
+              </w:rPr>
               <w:t xml:space="preserve">__________________________________________</w:t>
             </w:r>
           </w:p>
@@ -2228,7 +3229,9 @@
       </w:tr>
       <w:tr>
         <w:tc>
-          <w:tcPr/>
+          <w:tcPr>
+            <w:shd w:fill="E8F8FF" w:val="clear"/>
+          </w:tcPr>
           <w:p>
             <w:pPr>
               <w:pStyle w:val="Compact"/>
@@ -2238,19 +3241,27 @@
               <w:rPr>
                 <w:bCs/>
                 <w:b/>
+                <w:color w:val="1A1A1A"/>
+                <w:sz w:val="19"/>
               </w:rPr>
               <w:t xml:space="preserve">Date Received:</w:t>
             </w:r>
           </w:p>
         </w:tc>
         <w:tc>
-          <w:tcPr/>
-          <w:p>
-            <w:pPr>
-              <w:pStyle w:val="Compact"/>
-              <w:jc w:val="left"/>
-            </w:pPr>
-            <w:r>
+          <w:tcPr>
+            <w:shd w:fill="E8F8FF" w:val="clear"/>
+          </w:tcPr>
+          <w:p>
+            <w:pPr>
+              <w:pStyle w:val="Compact"/>
+              <w:jc w:val="left"/>
+            </w:pPr>
+            <w:r>
+              <w:rPr>
+                <w:color w:val="1A1A1A"/>
+                <w:sz w:val="19"/>
+              </w:rPr>
               <w:t xml:space="preserve">______ / ______ / __________ (DD/MM/YYYY)</w:t>
             </w:r>
           </w:p>
@@ -2258,7 +3269,9 @@
       </w:tr>
       <w:tr>
         <w:tc>
-          <w:tcPr/>
+          <w:tcPr>
+            <w:shd w:fill="FFFFFF" w:val="clear"/>
+          </w:tcPr>
           <w:p>
             <w:pPr>
               <w:pStyle w:val="Compact"/>
@@ -2268,19 +3281,27 @@
               <w:rPr>
                 <w:bCs/>
                 <w:b/>
+                <w:color w:val="1A1A1A"/>
+                <w:sz w:val="19"/>
               </w:rPr>
               <w:t xml:space="preserve">Time Received:</w:t>
             </w:r>
           </w:p>
         </w:tc>
         <w:tc>
-          <w:tcPr/>
-          <w:p>
-            <w:pPr>
-              <w:pStyle w:val="Compact"/>
-              <w:jc w:val="left"/>
-            </w:pPr>
-            <w:r>
+          <w:tcPr>
+            <w:shd w:fill="FFFFFF" w:val="clear"/>
+          </w:tcPr>
+          <w:p>
+            <w:pPr>
+              <w:pStyle w:val="Compact"/>
+              <w:jc w:val="left"/>
+            </w:pPr>
+            <w:r>
+              <w:rPr>
+                <w:color w:val="1A1A1A"/>
+                <w:sz w:val="19"/>
+              </w:rPr>
               <w:t xml:space="preserve">________ : ________ (HH:MM)</w:t>
             </w:r>
           </w:p>
@@ -2288,7 +3309,9 @@
       </w:tr>
       <w:tr>
         <w:tc>
-          <w:tcPr/>
+          <w:tcPr>
+            <w:shd w:fill="E8F8FF" w:val="clear"/>
+          </w:tcPr>
           <w:p>
             <w:pPr>
               <w:pStyle w:val="Compact"/>
@@ -2298,13 +3321,17 @@
               <w:rPr>
                 <w:bCs/>
                 <w:b/>
+                <w:color w:val="1A1A1A"/>
+                <w:sz w:val="19"/>
               </w:rPr>
               <w:t xml:space="preserve">Company Stamp:</w:t>
             </w:r>
           </w:p>
         </w:tc>
         <w:tc>
-          <w:tcPr/>
+          <w:tcPr>
+            <w:shd w:fill="E8F8FF" w:val="clear"/>
+          </w:tcPr>
           <w:p>
             <w:pPr>
               <w:pStyle w:val="Compact"/>
@@ -2353,6 +3380,10 @@
     <w:p>
       <w:pPr>
         <w:pStyle w:val="BlockText"/>
+        <w:pBdr>
+          <w:left w:val="single" w:sz="24" w:space="6" w:color="F5A623"/>
+        </w:pBdr>
+        <w:shd w:fill="FFF8E1" w:val="clear"/>
       </w:pPr>
       <w:r>
         <w:rPr>
@@ -2425,6 +3456,29 @@
         <w:right w:val="single" w:sz="18" w:space="24" w:color="E08A00"/>
       </w:pgBorders>
     </w:sectPr>
+    <w:p>
+      <w:pPr>
+        <w:pBdr>
+          <w:top w:val="single" w:sz="36" w:space="1" w:color="F5A623"/>
+          <w:bottom w:val="single" w:sz="12" w:space="0" w:color="00BFFF"/>
+        </w:pBdr>
+        <w:spacing w:before="300" w:after="0"/>
+      </w:pPr>
+    </w:p>
+    <w:p>
+      <w:pPr>
+        <w:jc w:val="center"/>
+        <w:spacing w:before="60" w:after="0"/>
+      </w:pPr>
+      <w:r>
+        <w:rPr>
+          <w:color w:val="0099CC"/>
+          <w:sz w:val="16"/>
+          <w:szCs w:val="16"/>
+        </w:rPr>
+        <w:t xml:space="preserve">PECH Group Holdings Ltd  |  Lagos, Nigeria  |  pechgroupholdings.tech</w:t>
+      </w:r>
+    </w:p>
   </w:body>
 </w:document>
 </file>

--- a/business_documents/PECH_WAYBILL.docx
+++ b/business_documents/PECH_WAYBILL.docx
@@ -58,71 +58,34 @@
         <w:spacing w:after="0"/>
       </w:pPr>
     </w:p>
-    <w:bookmarkStart w:id="32" w:name="pech-group-holdings-ltd"/>
-    <w:p>
-      <w:pPr>
-        <w:pStyle w:val="Heading1"/>
-        <w:rPr>
-          <w:color w:val="0099CC"/>
-        </w:rPr>
-        <w:pBdr>
-          <w:bottom w:val="single" w:sz="18" w:space="2" w:color="F5A623"/>
-        </w:pBdr>
-      </w:pPr>
-      <w:r>
-        <w:rPr>
-          <w:b/>
-          <w:color w:val="0099CC"/>
-          <w:sz w:val="44"/>
-        </w:rPr>
-        <w:t xml:space="preserve">PECH GROUP HOLDINGS LTD</w:t>
-      </w:r>
-    </w:p>
-    <w:bookmarkStart w:id="22" w:name="waybill"/>
-    <w:p>
-      <w:pPr>
-        <w:pBdr>
-          <w:top w:val="single" w:sz="18" w:space="1" w:color="F5A623"/>
-          <w:bottom w:val="single" w:sz="6" w:space="1" w:color="0099CC"/>
-        </w:pBdr>
-        <w:spacing w:before="200" w:after="200"/>
-      </w:pPr>
-    </w:p>
-    <w:p>
-      <w:pPr>
-        <w:pStyle w:val="Heading2"/>
-        <w:rPr>
-          <w:color w:val="0099CC"/>
-        </w:rPr>
-        <w:pBdr>
-          <w:bottom w:val="single" w:sz="6" w:space="2" w:color="00BFFF"/>
-        </w:pBdr>
-      </w:pPr>
-      <w:r>
-        <w:rPr>
-          <w:b/>
-          <w:color w:val="0099CC"/>
-          <w:sz w:val="32"/>
-        </w:rPr>
+    <w:p>
+      <w:pPr>
+        <w:pStyle w:val="FirstParagraph"/>
+      </w:pPr>
+      <w:r>
+        <w:t xml:space="preserve">🚚</w:t>
+      </w:r>
+    </w:p>
+    <w:p>
+      <w:pPr>
+        <w:pStyle w:val="BodyText"/>
+      </w:pPr>
+      <w:r>
         <w:t xml:space="preserve">WAYBILL</w:t>
       </w:r>
     </w:p>
-    <w:bookmarkStart w:id="21" w:name="confidential"/>
-    <w:p>
-      <w:pPr>
-        <w:pStyle w:val="Heading3"/>
-        <w:rPr>
-          <w:color w:val="E08A00"/>
-        </w:rPr>
-      </w:pPr>
-      <w:r>
-        <w:rPr>
-          <w:b/>
-          <w:color w:val="E08A00"/>
-          <w:sz w:val="26"/>
-        </w:rPr>
-        <w:t xml:space="preserve">CONFIDENTIAL</w:t>
-      </w:r>
+    <w:p>
+      <w:pPr>
+        <w:pStyle w:val="BodyText"/>
+      </w:pPr>
+      <w:r>
+        <w:t xml:space="preserve"> </w:t>
+      </w:r>
+    </w:p>
+    <w:p>
+      <w:pPr>
+        <w:pStyle w:val="BodyText"/>
+      </w:pPr>
     </w:p>
     <w:p>
       <w:r>
@@ -131,51 +94,7 @@
         </w:pict>
       </w:r>
     </w:p>
-    <w:p>
-      <w:pPr>
-        <w:pStyle w:val="FirstParagraph"/>
-      </w:pPr>
-      <w:r>
-        <w:rPr>
-          <w:bCs/>
-          <w:b/>
-        </w:rPr>
-        <w:t xml:space="preserve">PECH Group Holdings Ltd</w:t>
-      </w:r>
-      <w:r>
-        <w:t xml:space="preserve"> </w:t>
-      </w:r>
-      <w:r>
-        <w:t xml:space="preserve">Lagos, Nigeria</w:t>
-      </w:r>
-      <w:r>
-        <w:t xml:space="preserve"> </w:t>
-      </w:r>
-      <w:r>
-        <w:t xml:space="preserve">Website:</w:t>
-      </w:r>
-      <w:r>
-        <w:t xml:space="preserve"> </w:t>
-      </w:r>
-      <w:hyperlink r:id="rId20">
-        <w:r>
-          <w:rPr>
-            <w:rStyle w:val="Hyperlink"/>
-          </w:rPr>
-          <w:t xml:space="preserve">pechgroupholdings.tech</w:t>
-        </w:r>
-      </w:hyperlink>
-    </w:p>
-    <w:p>
-      <w:r>
-        <w:pict>
-          <v:rect style="width:0;height:1.5pt" o:hralign="center" o:hrstd="t" o:hr="t"/>
-        </w:pict>
-      </w:r>
-    </w:p>
-    <w:bookmarkEnd w:id="21"/>
-    <w:bookmarkEnd w:id="22"/>
-    <w:bookmarkStart w:id="23" w:name="waybill-details"/>
+    <w:bookmarkStart w:id="20" w:name="waybill-details"/>
     <w:p>
       <w:pPr>
         <w:pBdr>
@@ -434,8 +353,8 @@
         </w:pict>
       </w:r>
     </w:p>
-    <w:bookmarkEnd w:id="23"/>
-    <w:bookmarkStart w:id="24" w:name="consignor-sender-information"/>
+    <w:bookmarkEnd w:id="20"/>
+    <w:bookmarkStart w:id="21" w:name="consignor-sender-information"/>
     <w:p>
       <w:pPr>
         <w:pBdr>
@@ -774,8 +693,8 @@
         </w:pict>
       </w:r>
     </w:p>
-    <w:bookmarkEnd w:id="24"/>
-    <w:bookmarkStart w:id="25" w:name="consignee-receiver-information"/>
+    <w:bookmarkEnd w:id="21"/>
+    <w:bookmarkStart w:id="22" w:name="consignee-receiver-information"/>
     <w:p>
       <w:pPr>
         <w:pBdr>
@@ -1114,8 +1033,8 @@
         </w:pict>
       </w:r>
     </w:p>
-    <w:bookmarkEnd w:id="25"/>
-    <w:bookmarkStart w:id="26" w:name="vehicle-transport-details"/>
+    <w:bookmarkEnd w:id="22"/>
+    <w:bookmarkStart w:id="23" w:name="vehicle-transport-details"/>
     <w:p>
       <w:pPr>
         <w:pBdr>
@@ -1494,8 +1413,8 @@
         </w:pict>
       </w:r>
     </w:p>
-    <w:bookmarkEnd w:id="26"/>
-    <w:bookmarkStart w:id="27" w:name="goods-description"/>
+    <w:bookmarkEnd w:id="23"/>
+    <w:bookmarkStart w:id="24" w:name="goods-description"/>
     <w:p>
       <w:pPr>
         <w:pBdr>
@@ -2236,8 +2155,8 @@
         </w:pict>
       </w:r>
     </w:p>
-    <w:bookmarkEnd w:id="27"/>
-    <w:bookmarkStart w:id="28" w:name="special-instructions"/>
+    <w:bookmarkEnd w:id="24"/>
+    <w:bookmarkStart w:id="25" w:name="special-instructions"/>
     <w:p>
       <w:pPr>
         <w:pBdr>
@@ -2359,8 +2278,8 @@
         </w:pict>
       </w:r>
     </w:p>
-    <w:bookmarkEnd w:id="28"/>
-    <w:bookmarkStart w:id="29" w:name="insurance-coverage"/>
+    <w:bookmarkEnd w:id="25"/>
+    <w:bookmarkStart w:id="26" w:name="insurance-coverage"/>
     <w:p>
       <w:pPr>
         <w:pBdr>
@@ -2659,8 +2578,8 @@
         </w:pict>
       </w:r>
     </w:p>
-    <w:bookmarkEnd w:id="29"/>
-    <w:bookmarkStart w:id="30" w:name="dispatch-confirmation"/>
+    <w:bookmarkEnd w:id="26"/>
+    <w:bookmarkStart w:id="27" w:name="dispatch-confirmation"/>
     <w:p>
       <w:pPr>
         <w:pBdr>
@@ -3007,8 +2926,8 @@
         </w:pict>
       </w:r>
     </w:p>
-    <w:bookmarkEnd w:id="30"/>
-    <w:bookmarkStart w:id="31" w:name="delivery-confirmation"/>
+    <w:bookmarkEnd w:id="27"/>
+    <w:bookmarkStart w:id="28" w:name="delivery-confirmation"/>
     <w:p>
       <w:pPr>
         <w:pBdr>
@@ -3446,16 +3365,8 @@
         <w:t xml:space="preserve">Technology &amp; Infrastructure Enablers for People</w:t>
       </w:r>
     </w:p>
-    <w:bookmarkEnd w:id="31"/>
-    <w:bookmarkEnd w:id="32"/>
-    <w:sectPr>
-      <w:pgBorders w:offsetFrom="page">
-        <w:top w:val="single" w:sz="18" w:space="24" w:color="00BFFF"/>
-        <w:left w:val="single" w:sz="18" w:space="24" w:color="0099CC"/>
-        <w:bottom w:val="single" w:sz="18" w:space="24" w:color="F5A623"/>
-        <w:right w:val="single" w:sz="18" w:space="24" w:color="E08A00"/>
-      </w:pgBorders>
-    </w:sectPr>
+    <w:bookmarkEnd w:id="28"/>
+    <w:sectPr/>
     <w:p>
       <w:pPr>
         <w:pBdr>
